--- a/docs/REPORT.docx
+++ b/docs/REPORT.docx
@@ -60,14 +60,15 @@
         </w:p>
       </w:sdtContent>
     </w:sdt>
-    <w:bookmarkStart w:id="20" w:name="abstract"/>
     <w:p>
       <w:pPr>
         <w:pStyle w:val="Heading1"/>
       </w:pPr>
+      <w:bookmarkStart w:id="9" w:name="_abstract"/>
       <w:r>
         <w:t xml:space="preserve">Abstract</w:t>
       </w:r>
+      <w:bookmarkEnd w:id="9"/>
     </w:p>
     <w:p>
       <w:pPr>
@@ -77,24 +78,25 @@
         <w:t xml:space="preserve">This project applies the full Applied Data Science (ADS) syllabus — the data science process, descriptive statistics, multivariate exploration, inferential statistics, regression, anomaly detection and time-series analysis — to a real dataset of 50,411 country-year observations: the Our World in Data (OWID) CO₂ and Greenhouse Gas Emissions dataset (79 variables, 1750–2024). After separating 219 countries from regional aggregates to avoid double counting, we find that world fossil and industry CO₂ emissions reached a record 38.6 Gt in 2024, 70% above 1990, and that three countries emit 53% of the total. Emissions per person are extremely unequal and right-skewed (mean 4.63 t, median 3.21 t, kurtosis β₂ = 14.1), and close to log-normal. Continents differ significantly (one-way ANOVA F = 30.9, p &lt; 0.001), and the average country’s per-person emissions fell between 2005 and 2024 (paired t = -2.86, p = 0.005). Across countries, log GDP per person and log CO₂ per person are strongly correlated (r = 0.907). Adding energy use per person raises R² to 0.951, and GDP then becomes non-significant: the relationship runs through energy use. All 53 implemented concepts are validated against the course’s worked examples and independent library implementations in an automated test suite, and are presented in an interactive Streamlit dashboard.</w:t>
       </w:r>
     </w:p>
-    <w:bookmarkEnd w:id="20"/>
-    <w:bookmarkStart w:id="24" w:name="introduction"/>
     <w:p>
       <w:pPr>
         <w:pStyle w:val="Heading1"/>
       </w:pPr>
+      <w:bookmarkStart w:id="10" w:name="_introduction"/>
       <w:r>
         <w:t xml:space="preserve">1. Introduction</w:t>
       </w:r>
-    </w:p>
-    <w:bookmarkStart w:id="21" w:name="motivation"/>
+      <w:bookmarkEnd w:id="10"/>
+    </w:p>
     <w:p>
       <w:pPr>
         <w:pStyle w:val="Heading2"/>
       </w:pPr>
+      <w:bookmarkStart w:id="11" w:name="_motivation"/>
       <w:r>
         <w:t xml:space="preserve">1.1 Motivation</w:t>
       </w:r>
+      <w:bookmarkEnd w:id="11"/>
     </w:p>
     <w:p>
       <w:pPr>
@@ -112,15 +114,15 @@
         <w:t xml:space="preserve">The ADS course taught each technique on small classroom examples of 4 to 15 observations. The aim of this project is to show how the same concepts behave on a real dataset with tens of thousands of observations, where data preparation decisions matter and assumptions can fail.</w:t>
       </w:r>
     </w:p>
-    <w:bookmarkEnd w:id="21"/>
-    <w:bookmarkStart w:id="22" w:name="objectives"/>
     <w:p>
       <w:pPr>
         <w:pStyle w:val="Heading2"/>
       </w:pPr>
+      <w:bookmarkStart w:id="12" w:name="_objectives"/>
       <w:r>
         <w:t xml:space="preserve">1.2 Objectives</w:t>
       </w:r>
+      <w:bookmarkEnd w:id="12"/>
     </w:p>
     <w:p>
       <w:pPr>
@@ -182,15 +184,15 @@
         <w:t xml:space="preserve">linking each concept to its formula, result and code.</w:t>
       </w:r>
     </w:p>
-    <w:bookmarkEnd w:id="22"/>
-    <w:bookmarkStart w:id="23" w:name="research-questions"/>
     <w:p>
       <w:pPr>
         <w:pStyle w:val="Heading2"/>
       </w:pPr>
+      <w:bookmarkStart w:id="13" w:name="_da7439fb39b5b7010f0685fe5062fd664713ca6"/>
       <w:r>
         <w:t xml:space="preserve">1.3 Research questions</w:t>
       </w:r>
+      <w:bookmarkEnd w:id="13"/>
     </w:p>
     <w:p>
       <w:pPr>
@@ -300,25 +302,25 @@
         <w:t xml:space="preserve">How sensitive are the findings to the choice of measure, period and method?</w:t>
       </w:r>
     </w:p>
-    <w:bookmarkEnd w:id="23"/>
-    <w:bookmarkEnd w:id="24"/>
-    <w:bookmarkStart w:id="27" w:name="dataset"/>
     <w:p>
       <w:pPr>
         <w:pStyle w:val="Heading1"/>
       </w:pPr>
+      <w:bookmarkStart w:id="14" w:name="_dataset"/>
       <w:r>
         <w:t xml:space="preserve">2. Dataset</w:t>
       </w:r>
-    </w:p>
-    <w:bookmarkStart w:id="25" w:name="source-and-provenance"/>
+      <w:bookmarkEnd w:id="14"/>
+    </w:p>
     <w:p>
       <w:pPr>
         <w:pStyle w:val="Heading2"/>
       </w:pPr>
+      <w:bookmarkStart w:id="15" w:name="_10c5a2490086d0757ead67a05fc85bb1284c986"/>
       <w:r>
         <w:t xml:space="preserve">2.1 Source and provenance</w:t>
       </w:r>
+      <w:bookmarkEnd w:id="15"/>
     </w:p>
     <w:p>
       <w:pPr>
@@ -367,15 +369,15 @@
         <w:t xml:space="preserve">One supplementary file was added: OWID’s country-to-continent lookup, used only to form groups for the t-test and ANOVA.</w:t>
       </w:r>
     </w:p>
-    <w:bookmarkEnd w:id="25"/>
-    <w:bookmarkStart w:id="26" w:name="structure"/>
     <w:p>
       <w:pPr>
         <w:pStyle w:val="Heading2"/>
       </w:pPr>
+      <w:bookmarkStart w:id="16" w:name="_structure"/>
       <w:r>
         <w:t xml:space="preserve">2.2 Structure</w:t>
       </w:r>
+      <w:bookmarkEnd w:id="16"/>
     </w:p>
     <w:tbl>
       <w:tblPr>
@@ -561,7 +563,7 @@
     </w:tbl>
     <w:p>
       <w:pPr>
-        <w:pStyle w:val="BodyText"/>
+        <w:pStyle w:val="FirstParagraph"/>
       </w:pPr>
       <w:r>
         <w:t xml:space="preserve">The variables used most are annual CO₂ (</w:t>
@@ -654,25 +656,25 @@
         <w:t xml:space="preserve">and growth rates are interval (no true zero, can be negative); emissions, population, GDP and per-person measures are ratio variables, so means, ratios and coefficients of variation are meaningful for them.</w:t>
       </w:r>
     </w:p>
-    <w:bookmarkEnd w:id="26"/>
-    <w:bookmarkEnd w:id="27"/>
-    <w:bookmarkStart w:id="31" w:name="methodology"/>
     <w:p>
       <w:pPr>
         <w:pStyle w:val="Heading1"/>
       </w:pPr>
+      <w:bookmarkStart w:id="17" w:name="_methodology"/>
       <w:r>
         <w:t xml:space="preserve">3. Methodology</w:t>
       </w:r>
-    </w:p>
-    <w:bookmarkStart w:id="28" w:name="process"/>
+      <w:bookmarkEnd w:id="17"/>
+    </w:p>
     <w:p>
       <w:pPr>
         <w:pStyle w:val="Heading2"/>
       </w:pPr>
+      <w:bookmarkStart w:id="18" w:name="_process"/>
       <w:r>
         <w:t xml:space="preserve">3.1 Process</w:t>
       </w:r>
+      <w:bookmarkEnd w:id="18"/>
     </w:p>
     <w:p>
       <w:pPr>
@@ -802,15 +804,15 @@
         <w:t xml:space="preserve">(application to the dataset) and a Streamlit app (presentation).</w:t>
       </w:r>
     </w:p>
-    <w:bookmarkEnd w:id="28"/>
-    <w:bookmarkStart w:id="29" w:name="data-preparation"/>
     <w:p>
       <w:pPr>
         <w:pStyle w:val="Heading2"/>
       </w:pPr>
+      <w:bookmarkStart w:id="19" w:name="_635020e551c859c76da9b250e174a2424d3ba18"/>
       <w:r>
         <w:t xml:space="preserve">3.2 Data preparation</w:t>
       </w:r>
+      <w:bookmarkEnd w:id="19"/>
     </w:p>
     <w:p>
       <w:pPr>
@@ -991,15 +993,15 @@
         <w:t xml:space="preserve">Emissions use 2024 (latest). Anything involving GDP uses 2022 (the last GDP year). Change comparisons use 2005 as the base year.</w:t>
       </w:r>
     </w:p>
-    <w:bookmarkEnd w:id="29"/>
-    <w:bookmarkStart w:id="30" w:name="tools-and-validation"/>
     <w:p>
       <w:pPr>
         <w:pStyle w:val="Heading2"/>
       </w:pPr>
+      <w:bookmarkStart w:id="20" w:name="_a355cdc5140e55c43b309339617a3dec43a9821"/>
       <w:r>
         <w:t xml:space="preserve">3.3 Tools and validation</w:t>
       </w:r>
+      <w:bookmarkEnd w:id="20"/>
     </w:p>
     <w:p>
       <w:pPr>
@@ -1074,25 +1076,25 @@
         <w:t xml:space="preserve">Random processes (CLT, bootstrap, cross-validation, error simulation) use a fixed seed (42).</w:t>
       </w:r>
     </w:p>
-    <w:bookmarkEnd w:id="30"/>
-    <w:bookmarkEnd w:id="31"/>
-    <w:bookmarkStart w:id="60" w:name="exploratory-and-descriptive-analysis"/>
     <w:p>
       <w:pPr>
         <w:pStyle w:val="Heading1"/>
       </w:pPr>
+      <w:bookmarkStart w:id="21" w:name="_07d3e0f30e57b7657695fc67873077949e2f954"/>
       <w:r>
         <w:t xml:space="preserve">4. Exploratory and descriptive analysis</w:t>
       </w:r>
-    </w:p>
-    <w:bookmarkStart w:id="35" w:name="global-trend-rq1"/>
+      <w:bookmarkEnd w:id="21"/>
+    </w:p>
     <w:p>
       <w:pPr>
         <w:pStyle w:val="Heading2"/>
       </w:pPr>
+      <w:bookmarkStart w:id="22" w:name="_28fa9ea3ecd658c42f79d972204656418cf9ca9"/>
       <w:r>
         <w:t xml:space="preserve">4.1 Global trend (RQ1)</w:t>
       </w:r>
+      <w:bookmarkEnd w:id="22"/>
     </w:p>
     <w:p>
       <w:pPr>
@@ -1103,18 +1105,18 @@
           <wp:inline>
             <wp:extent cx="5334000" cy="2363164"/>
             <wp:effectExtent b="0" l="0" r="0" t="0"/>
-            <wp:docPr descr="World CO₂ emissions 1850–2024" title="" id="33" name="Picture"/>
+            <wp:docPr descr="World CO₂ emissions 1850–2024" title="" id="24" name="Picture"/>
             <a:graphic>
               <a:graphicData uri="http://schemas.openxmlformats.org/drawingml/2006/picture">
                 <pic:pic>
                   <pic:nvPicPr>
-                    <pic:cNvPr descr="figures/01_global_trend.png" id="34" name="Picture"/>
+                    <pic:cNvPr descr="figures/01_global_trend.png" id="25" name="Picture"/>
                     <pic:cNvPicPr>
                       <a:picLocks noChangeArrowheads="1" noChangeAspect="1"/>
                     </pic:cNvPicPr>
                   </pic:nvPicPr>
                   <pic:blipFill>
-                    <a:blip r:embed="rId32"/>
+                    <a:blip r:embed="rId23"/>
                     <a:stretch>
                       <a:fillRect/>
                     </a:stretch>
@@ -1151,21 +1153,21 @@
     </w:p>
     <w:p>
       <w:pPr>
-        <w:pStyle w:val="BodyText"/>
+        <w:pStyle w:val="FirstParagraph"/>
       </w:pPr>
       <w:r>
         <w:t xml:space="preserve">World emissions were 5.9 Gt in 1950 and 38.6 Gt in 2024, 6.5 times higher. The 2024 value is the highest on record and 70% above 1990. Emissions fell in only a few years, all tied to known shocks: the oil crises (1974–75, 1980–82), the post-Soviet collapse (1992), the financial crisis (2009) and COVID-19 (2020, -5.2%), followed by a 4.9% rebound in 2021. World emissions per person were 4.73 t in 2024.</w:t>
       </w:r>
     </w:p>
-    <w:bookmarkEnd w:id="35"/>
-    <w:bookmarkStart w:id="39" w:name="who-emits-rq2-rq3"/>
     <w:p>
       <w:pPr>
         <w:pStyle w:val="Heading2"/>
       </w:pPr>
+      <w:bookmarkStart w:id="26" w:name="_eef13723b040dd097f81cba3dd6fd035e839f0c"/>
       <w:r>
         <w:t xml:space="preserve">4.2 Who emits (RQ2, RQ3)</w:t>
       </w:r>
+      <w:bookmarkEnd w:id="26"/>
     </w:p>
     <w:tbl>
       <w:tblPr>
@@ -1969,7 +1971,7 @@
     </w:tbl>
     <w:p>
       <w:pPr>
-        <w:pStyle w:val="BodyText"/>
+        <w:pStyle w:val="FirstParagraph"/>
       </w:pPr>
       <w:r>
         <w:rPr>
@@ -1996,18 +1998,18 @@
           <wp:inline>
             <wp:extent cx="5334000" cy="2217505"/>
             <wp:effectExtent b="0" l="0" r="0" t="0"/>
-            <wp:docPr descr="Total vs per-person emissions" title="" id="37" name="Picture"/>
+            <wp:docPr descr="Total vs per-person emissions" title="" id="28" name="Picture"/>
             <a:graphic>
               <a:graphicData uri="http://schemas.openxmlformats.org/drawingml/2006/picture">
                 <pic:pic>
                   <pic:nvPicPr>
-                    <pic:cNvPr descr="figures/02_total_vs_per_capita.png" id="38" name="Picture"/>
+                    <pic:cNvPr descr="figures/02_total_vs_per_capita.png" id="29" name="Picture"/>
                     <pic:cNvPicPr>
                       <a:picLocks noChangeArrowheads="1" noChangeAspect="1"/>
                     </pic:cNvPicPr>
                   </pic:nvPicPr>
                   <pic:blipFill>
-                    <a:blip r:embed="rId36"/>
+                    <a:blip r:embed="rId27"/>
                     <a:stretch>
                       <a:fillRect/>
                     </a:stretch>
@@ -2042,15 +2044,15 @@
         <w:t xml:space="preserve">Total vs per-person emissions</w:t>
       </w:r>
     </w:p>
-    <w:bookmarkEnd w:id="39"/>
-    <w:bookmarkStart w:id="43" w:name="change-since-2005-rq4"/>
     <w:p>
       <w:pPr>
         <w:pStyle w:val="Heading2"/>
       </w:pPr>
+      <w:bookmarkStart w:id="30" w:name="_471d73235eba6c64cdcf49e36e38ec64bea1c1a"/>
       <w:r>
         <w:t xml:space="preserve">4.3 Change since 2005 (RQ4)</w:t>
       </w:r>
+      <w:bookmarkEnd w:id="30"/>
     </w:p>
     <w:p>
       <w:pPr>
@@ -2069,18 +2071,18 @@
           <wp:inline>
             <wp:extent cx="5334000" cy="2705652"/>
             <wp:effectExtent b="0" l="0" r="0" t="0"/>
-            <wp:docPr descr="Emissions by source" title="" id="41" name="Picture"/>
+            <wp:docPr descr="Emissions by source" title="" id="32" name="Picture"/>
             <a:graphic>
               <a:graphicData uri="http://schemas.openxmlformats.org/drawingml/2006/picture">
                 <pic:pic>
                   <pic:nvPicPr>
-                    <pic:cNvPr descr="figures/10_fuel_mix.png" id="42" name="Picture"/>
+                    <pic:cNvPr descr="figures/10_fuel_mix.png" id="33" name="Picture"/>
                     <pic:cNvPicPr>
                       <a:picLocks noChangeArrowheads="1" noChangeAspect="1"/>
                     </pic:cNvPicPr>
                   </pic:nvPicPr>
                   <pic:blipFill>
-                    <a:blip r:embed="rId40"/>
+                    <a:blip r:embed="rId31"/>
                     <a:stretch>
                       <a:fillRect/>
                     </a:stretch>
@@ -2115,15 +2117,15 @@
         <w:t xml:space="preserve">Emissions by source</w:t>
       </w:r>
     </w:p>
-    <w:bookmarkEnd w:id="43"/>
-    <w:bookmarkStart w:id="47" w:name="distribution-of-per-person-emissions-rq5"/>
     <w:p>
       <w:pPr>
         <w:pStyle w:val="Heading2"/>
       </w:pPr>
+      <w:bookmarkStart w:id="34" w:name="_ec49cb00e07cb7ce4786b9e546ae8d70ebf6264"/>
       <w:r>
         <w:t xml:space="preserve">4.4 Distribution of per-person emissions (RQ5)</w:t>
       </w:r>
+      <w:bookmarkEnd w:id="34"/>
     </w:p>
     <w:p>
       <w:pPr>
@@ -2619,7 +2621,7 @@
     </w:tbl>
     <w:p>
       <w:pPr>
-        <w:pStyle w:val="BodyText"/>
+        <w:pStyle w:val="FirstParagraph"/>
       </w:pPr>
       <w:r>
         <w:rPr>
@@ -2638,18 +2640,18 @@
           <wp:inline>
             <wp:extent cx="5334000" cy="2097640"/>
             <wp:effectExtent b="0" l="0" r="0" t="0"/>
-            <wp:docPr descr="Histogram, frequency polygon and box plot" title="" id="45" name="Picture"/>
+            <wp:docPr descr="Histogram, frequency polygon and box plot" title="" id="36" name="Picture"/>
             <a:graphic>
               <a:graphicData uri="http://schemas.openxmlformats.org/drawingml/2006/picture">
                 <pic:pic>
                   <pic:nvPicPr>
-                    <pic:cNvPr descr="figures/03_distribution.png" id="46" name="Picture"/>
+                    <pic:cNvPr descr="figures/03_distribution.png" id="37" name="Picture"/>
                     <pic:cNvPicPr>
                       <a:picLocks noChangeArrowheads="1" noChangeAspect="1"/>
                     </pic:cNvPicPr>
                   </pic:nvPicPr>
                   <pic:blipFill>
-                    <a:blip r:embed="rId44"/>
+                    <a:blip r:embed="rId35"/>
                     <a:stretch>
                       <a:fillRect/>
                     </a:stretch>
@@ -2686,7 +2688,7 @@
     </w:p>
     <w:p>
       <w:pPr>
-        <w:pStyle w:val="BodyText"/>
+        <w:pStyle w:val="FirstParagraph"/>
       </w:pPr>
       <w:r>
         <w:t xml:space="preserve">The distribution is strongly</w:t>
@@ -2720,7 +2722,642 @@
         <w:t xml:space="preserve"> </w:t>
       </w:r>
       <w:r>
-        <w:t xml:space="preserve">With 14 classes of width 3 t (≈ √n rule), the grouped mean is 4.907 by both the direct and step-deviation methods (assumed mean A = 1.5), the grouped median is 3.161 and the grouped σ is 5.336. They differ from the exact values because grouping assumes values sit at class mid-points. This is the cost of grouping when the raw data are available.</w:t>
+        <w:t xml:space="preserve">With 14 classes of width 3 t (≈ √n rule), the grouped mean is 4.907 by both the direct and step-deviation methods (assumed mean A = 1.5), the grouped median is 3.161 and the grouped σ is 5.336. They differ from the exact values because grouping assumes values sit at class mid-points (mean, σ) or spread evenly through each class (median, quantiles):</w:t>
+      </w:r>
+    </w:p>
+    <w:tbl>
+      <w:tblPr>
+        <w:tblStyle w:val="Table"/>
+        <w:tblW w:type="auto" w:w="0"/>
+        <w:tblLook w:firstRow="1" w:lastRow="0" w:firstColumn="0" w:lastColumn="0" w:noHBand="0" w:noVBand="0" w:val="0020"/>
+      </w:tblPr>
+      <w:tblGrid>
+        <w:gridCol w:w="1584"/>
+        <w:gridCol w:w="1584"/>
+        <w:gridCol w:w="1584"/>
+        <w:gridCol w:w="1584"/>
+        <w:gridCol w:w="1584"/>
+      </w:tblGrid>
+      <w:tr>
+        <w:trPr>
+          <w:tblHeader w:val="on"/>
+        </w:trPr>
+        <w:tc>
+          <w:tcPr/>
+          <w:p>
+            <w:pPr>
+              <w:pStyle w:val="Compact"/>
+            </w:pPr>
+            <w:r>
+              <w:t xml:space="preserve">Measure</w:t>
+            </w:r>
+          </w:p>
+        </w:tc>
+        <w:tc>
+          <w:tcPr/>
+          <w:p>
+            <w:pPr>
+              <w:pStyle w:val="Compact"/>
+              <w:jc w:val="right"/>
+            </w:pPr>
+            <w:r>
+              <w:t xml:space="preserve">Raw data</w:t>
+            </w:r>
+          </w:p>
+        </w:tc>
+        <w:tc>
+          <w:tcPr/>
+          <w:p>
+            <w:pPr>
+              <w:pStyle w:val="Compact"/>
+              <w:jc w:val="right"/>
+            </w:pPr>
+            <w:r>
+              <w:t xml:space="preserve">Grouped data</w:t>
+            </w:r>
+          </w:p>
+        </w:tc>
+        <w:tc>
+          <w:tcPr/>
+          <w:p>
+            <w:pPr>
+              <w:pStyle w:val="Compact"/>
+              <w:jc w:val="right"/>
+            </w:pPr>
+            <w:r>
+              <w:t xml:space="preserve">Grouped − raw</w:t>
+            </w:r>
+          </w:p>
+        </w:tc>
+        <w:tc>
+          <w:tcPr/>
+          <w:p>
+            <w:pPr>
+              <w:pStyle w:val="Compact"/>
+              <w:jc w:val="right"/>
+            </w:pPr>
+            <w:r>
+              <w:t xml:space="preserve">Difference %</w:t>
+            </w:r>
+          </w:p>
+        </w:tc>
+      </w:tr>
+      <w:tr>
+        <w:tc>
+          <w:tcPr/>
+          <w:p>
+            <w:pPr>
+              <w:pStyle w:val="Compact"/>
+            </w:pPr>
+            <w:r>
+              <w:t xml:space="preserve">Mean</w:t>
+            </w:r>
+          </w:p>
+        </w:tc>
+        <w:tc>
+          <w:tcPr/>
+          <w:p>
+            <w:pPr>
+              <w:pStyle w:val="Compact"/>
+              <w:jc w:val="right"/>
+            </w:pPr>
+            <w:r>
+              <w:t xml:space="preserve">4.632</w:t>
+            </w:r>
+          </w:p>
+        </w:tc>
+        <w:tc>
+          <w:tcPr/>
+          <w:p>
+            <w:pPr>
+              <w:pStyle w:val="Compact"/>
+              <w:jc w:val="right"/>
+            </w:pPr>
+            <w:r>
+              <w:t xml:space="preserve">4.907</w:t>
+            </w:r>
+          </w:p>
+        </w:tc>
+        <w:tc>
+          <w:tcPr/>
+          <w:p>
+            <w:pPr>
+              <w:pStyle w:val="Compact"/>
+              <w:jc w:val="right"/>
+            </w:pPr>
+            <w:r>
+              <w:t xml:space="preserve">0.274</w:t>
+            </w:r>
+          </w:p>
+        </w:tc>
+        <w:tc>
+          <w:tcPr/>
+          <w:p>
+            <w:pPr>
+              <w:pStyle w:val="Compact"/>
+              <w:jc w:val="right"/>
+            </w:pPr>
+            <w:r>
+              <w:t xml:space="preserve">5.9</w:t>
+            </w:r>
+          </w:p>
+        </w:tc>
+      </w:tr>
+      <w:tr>
+        <w:tc>
+          <w:tcPr/>
+          <w:p>
+            <w:pPr>
+              <w:pStyle w:val="Compact"/>
+            </w:pPr>
+            <w:r>
+              <w:t xml:space="preserve">Median</w:t>
+            </w:r>
+          </w:p>
+        </w:tc>
+        <w:tc>
+          <w:tcPr/>
+          <w:p>
+            <w:pPr>
+              <w:pStyle w:val="Compact"/>
+              <w:jc w:val="right"/>
+            </w:pPr>
+            <w:r>
+              <w:t xml:space="preserve">3.210</w:t>
+            </w:r>
+          </w:p>
+        </w:tc>
+        <w:tc>
+          <w:tcPr/>
+          <w:p>
+            <w:pPr>
+              <w:pStyle w:val="Compact"/>
+              <w:jc w:val="right"/>
+            </w:pPr>
+            <w:r>
+              <w:t xml:space="preserve">3.161</w:t>
+            </w:r>
+          </w:p>
+        </w:tc>
+        <w:tc>
+          <w:tcPr/>
+          <w:p>
+            <w:pPr>
+              <w:pStyle w:val="Compact"/>
+              <w:jc w:val="right"/>
+            </w:pPr>
+            <w:r>
+              <w:t xml:space="preserve">-0.049</w:t>
+            </w:r>
+          </w:p>
+        </w:tc>
+        <w:tc>
+          <w:tcPr/>
+          <w:p>
+            <w:pPr>
+              <w:pStyle w:val="Compact"/>
+              <w:jc w:val="right"/>
+            </w:pPr>
+            <w:r>
+              <w:t xml:space="preserve">-1.5</w:t>
+            </w:r>
+          </w:p>
+        </w:tc>
+      </w:tr>
+      <w:tr>
+        <w:tc>
+          <w:tcPr/>
+          <w:p>
+            <w:pPr>
+              <w:pStyle w:val="Compact"/>
+            </w:pPr>
+            <w:r>
+              <w:t xml:space="preserve">Mode</w:t>
+            </w:r>
+          </w:p>
+        </w:tc>
+        <w:tc>
+          <w:tcPr/>
+          <w:p>
+            <w:pPr>
+              <w:pStyle w:val="Compact"/>
+              <w:jc w:val="right"/>
+            </w:pPr>
+            <w:r>
+              <w:t xml:space="preserve">—</w:t>
+            </w:r>
+          </w:p>
+        </w:tc>
+        <w:tc>
+          <w:tcPr/>
+          <w:p>
+            <w:pPr>
+              <w:pStyle w:val="Compact"/>
+              <w:jc w:val="right"/>
+            </w:pPr>
+            <w:r>
+              <w:t xml:space="preserve">2.053</w:t>
+            </w:r>
+          </w:p>
+        </w:tc>
+        <w:tc>
+          <w:tcPr/>
+          <w:p>
+            <w:pPr>
+              <w:pStyle w:val="Compact"/>
+              <w:jc w:val="right"/>
+            </w:pPr>
+            <w:r>
+              <w:t xml:space="preserve">—</w:t>
+            </w:r>
+          </w:p>
+        </w:tc>
+        <w:tc>
+          <w:tcPr/>
+          <w:p>
+            <w:pPr>
+              <w:pStyle w:val="Compact"/>
+              <w:jc w:val="right"/>
+            </w:pPr>
+            <w:r>
+              <w:t xml:space="preserve">—</w:t>
+            </w:r>
+          </w:p>
+        </w:tc>
+      </w:tr>
+      <w:tr>
+        <w:tc>
+          <w:tcPr/>
+          <w:p>
+            <w:pPr>
+              <w:pStyle w:val="Compact"/>
+            </w:pPr>
+            <w:r>
+              <w:t xml:space="preserve">Q1</w:t>
+            </w:r>
+          </w:p>
+        </w:tc>
+        <w:tc>
+          <w:tcPr/>
+          <w:p>
+            <w:pPr>
+              <w:pStyle w:val="Compact"/>
+              <w:jc w:val="right"/>
+            </w:pPr>
+            <w:r>
+              <w:t xml:space="preserve">0.985</w:t>
+            </w:r>
+          </w:p>
+        </w:tc>
+        <w:tc>
+          <w:tcPr/>
+          <w:p>
+            <w:pPr>
+              <w:pStyle w:val="Compact"/>
+              <w:jc w:val="right"/>
+            </w:pPr>
+            <w:r>
+              <w:t xml:space="preserve">1.543</w:t>
+            </w:r>
+          </w:p>
+        </w:tc>
+        <w:tc>
+          <w:tcPr/>
+          <w:p>
+            <w:pPr>
+              <w:pStyle w:val="Compact"/>
+              <w:jc w:val="right"/>
+            </w:pPr>
+            <w:r>
+              <w:t xml:space="preserve">0.558</w:t>
+            </w:r>
+          </w:p>
+        </w:tc>
+        <w:tc>
+          <w:tcPr/>
+          <w:p>
+            <w:pPr>
+              <w:pStyle w:val="Compact"/>
+              <w:jc w:val="right"/>
+            </w:pPr>
+            <w:r>
+              <w:t xml:space="preserve">56.6</w:t>
+            </w:r>
+          </w:p>
+        </w:tc>
+      </w:tr>
+      <w:tr>
+        <w:tc>
+          <w:tcPr/>
+          <w:p>
+            <w:pPr>
+              <w:pStyle w:val="Compact"/>
+            </w:pPr>
+            <w:r>
+              <w:t xml:space="preserve">Q3</w:t>
+            </w:r>
+          </w:p>
+        </w:tc>
+        <w:tc>
+          <w:tcPr/>
+          <w:p>
+            <w:pPr>
+              <w:pStyle w:val="Compact"/>
+              <w:jc w:val="right"/>
+            </w:pPr>
+            <w:r>
+              <w:t xml:space="preserve">6.019</w:t>
+            </w:r>
+          </w:p>
+        </w:tc>
+        <w:tc>
+          <w:tcPr/>
+          <w:p>
+            <w:pPr>
+              <w:pStyle w:val="Compact"/>
+              <w:jc w:val="right"/>
+            </w:pPr>
+            <w:r>
+              <w:t xml:space="preserve">6.058</w:t>
+            </w:r>
+          </w:p>
+        </w:tc>
+        <w:tc>
+          <w:tcPr/>
+          <w:p>
+            <w:pPr>
+              <w:pStyle w:val="Compact"/>
+              <w:jc w:val="right"/>
+            </w:pPr>
+            <w:r>
+              <w:t xml:space="preserve">0.038</w:t>
+            </w:r>
+          </w:p>
+        </w:tc>
+        <w:tc>
+          <w:tcPr/>
+          <w:p>
+            <w:pPr>
+              <w:pStyle w:val="Compact"/>
+              <w:jc w:val="right"/>
+            </w:pPr>
+            <w:r>
+              <w:t xml:space="preserve">0.6</w:t>
+            </w:r>
+          </w:p>
+        </w:tc>
+      </w:tr>
+      <w:tr>
+        <w:tc>
+          <w:tcPr/>
+          <w:p>
+            <w:pPr>
+              <w:pStyle w:val="Compact"/>
+            </w:pPr>
+            <w:r>
+              <w:t xml:space="preserve">IQR</w:t>
+            </w:r>
+          </w:p>
+        </w:tc>
+        <w:tc>
+          <w:tcPr/>
+          <w:p>
+            <w:pPr>
+              <w:pStyle w:val="Compact"/>
+              <w:jc w:val="right"/>
+            </w:pPr>
+            <w:r>
+              <w:t xml:space="preserve">5.034</w:t>
+            </w:r>
+          </w:p>
+        </w:tc>
+        <w:tc>
+          <w:tcPr/>
+          <w:p>
+            <w:pPr>
+              <w:pStyle w:val="Compact"/>
+              <w:jc w:val="right"/>
+            </w:pPr>
+            <w:r>
+              <w:t xml:space="preserve">4.514</w:t>
+            </w:r>
+          </w:p>
+        </w:tc>
+        <w:tc>
+          <w:tcPr/>
+          <w:p>
+            <w:pPr>
+              <w:pStyle w:val="Compact"/>
+              <w:jc w:val="right"/>
+            </w:pPr>
+            <w:r>
+              <w:t xml:space="preserve">-0.519</w:t>
+            </w:r>
+          </w:p>
+        </w:tc>
+        <w:tc>
+          <w:tcPr/>
+          <w:p>
+            <w:pPr>
+              <w:pStyle w:val="Compact"/>
+              <w:jc w:val="right"/>
+            </w:pPr>
+            <w:r>
+              <w:t xml:space="preserve">-10.3</w:t>
+            </w:r>
+          </w:p>
+        </w:tc>
+      </w:tr>
+      <w:tr>
+        <w:tc>
+          <w:tcPr/>
+          <w:p>
+            <w:pPr>
+              <w:pStyle w:val="Compact"/>
+            </w:pPr>
+            <w:r>
+              <w:t xml:space="preserve">D1</w:t>
+            </w:r>
+          </w:p>
+        </w:tc>
+        <w:tc>
+          <w:tcPr/>
+          <w:p>
+            <w:pPr>
+              <w:pStyle w:val="Compact"/>
+              <w:jc w:val="right"/>
+            </w:pPr>
+            <w:r>
+              <w:t xml:space="preserve">0.275</w:t>
+            </w:r>
+          </w:p>
+        </w:tc>
+        <w:tc>
+          <w:tcPr/>
+          <w:p>
+            <w:pPr>
+              <w:pStyle w:val="Compact"/>
+              <w:jc w:val="right"/>
+            </w:pPr>
+            <w:r>
+              <w:t xml:space="preserve">0.617</w:t>
+            </w:r>
+          </w:p>
+        </w:tc>
+        <w:tc>
+          <w:tcPr/>
+          <w:p>
+            <w:pPr>
+              <w:pStyle w:val="Compact"/>
+              <w:jc w:val="right"/>
+            </w:pPr>
+            <w:r>
+              <w:t xml:space="preserve">0.343</w:t>
+            </w:r>
+          </w:p>
+        </w:tc>
+        <w:tc>
+          <w:tcPr/>
+          <w:p>
+            <w:pPr>
+              <w:pStyle w:val="Compact"/>
+              <w:jc w:val="right"/>
+            </w:pPr>
+            <w:r>
+              <w:t xml:space="preserve">124.8</w:t>
+            </w:r>
+          </w:p>
+        </w:tc>
+      </w:tr>
+      <w:tr>
+        <w:tc>
+          <w:tcPr/>
+          <w:p>
+            <w:pPr>
+              <w:pStyle w:val="Compact"/>
+            </w:pPr>
+            <w:r>
+              <w:t xml:space="preserve">D9</w:t>
+            </w:r>
+          </w:p>
+        </w:tc>
+        <w:tc>
+          <w:tcPr/>
+          <w:p>
+            <w:pPr>
+              <w:pStyle w:val="Compact"/>
+              <w:jc w:val="right"/>
+            </w:pPr>
+            <w:r>
+              <w:t xml:space="preserve">11.183</w:t>
+            </w:r>
+          </w:p>
+        </w:tc>
+        <w:tc>
+          <w:tcPr/>
+          <w:p>
+            <w:pPr>
+              <w:pStyle w:val="Compact"/>
+              <w:jc w:val="right"/>
+            </w:pPr>
+            <w:r>
+              <w:t xml:space="preserve">11.200</w:t>
+            </w:r>
+          </w:p>
+        </w:tc>
+        <w:tc>
+          <w:tcPr/>
+          <w:p>
+            <w:pPr>
+              <w:pStyle w:val="Compact"/>
+              <w:jc w:val="right"/>
+            </w:pPr>
+            <w:r>
+              <w:t xml:space="preserve">0.017</w:t>
+            </w:r>
+          </w:p>
+        </w:tc>
+        <w:tc>
+          <w:tcPr/>
+          <w:p>
+            <w:pPr>
+              <w:pStyle w:val="Compact"/>
+              <w:jc w:val="right"/>
+            </w:pPr>
+            <w:r>
+              <w:t xml:space="preserve">0.2</w:t>
+            </w:r>
+          </w:p>
+        </w:tc>
+      </w:tr>
+      <w:tr>
+        <w:tc>
+          <w:tcPr/>
+          <w:p>
+            <w:pPr>
+              <w:pStyle w:val="Compact"/>
+            </w:pPr>
+            <w:r>
+              <w:t xml:space="preserve">Standard deviation σ</w:t>
+            </w:r>
+          </w:p>
+        </w:tc>
+        <w:tc>
+          <w:tcPr/>
+          <w:p>
+            <w:pPr>
+              <w:pStyle w:val="Compact"/>
+              <w:jc w:val="right"/>
+            </w:pPr>
+            <w:r>
+              <w:t xml:space="preserve">5.501</w:t>
+            </w:r>
+          </w:p>
+        </w:tc>
+        <w:tc>
+          <w:tcPr/>
+          <w:p>
+            <w:pPr>
+              <w:pStyle w:val="Compact"/>
+              <w:jc w:val="right"/>
+            </w:pPr>
+            <w:r>
+              <w:t xml:space="preserve">5.336</w:t>
+            </w:r>
+          </w:p>
+        </w:tc>
+        <w:tc>
+          <w:tcPr/>
+          <w:p>
+            <w:pPr>
+              <w:pStyle w:val="Compact"/>
+              <w:jc w:val="right"/>
+            </w:pPr>
+            <w:r>
+              <w:t xml:space="preserve">-0.164</w:t>
+            </w:r>
+          </w:p>
+        </w:tc>
+        <w:tc>
+          <w:tcPr/>
+          <w:p>
+            <w:pPr>
+              <w:pStyle w:val="Compact"/>
+              <w:jc w:val="right"/>
+            </w:pPr>
+            <w:r>
+              <w:t xml:space="preserve">-3.0</w:t>
+            </w:r>
+          </w:p>
+        </w:tc>
+      </w:tr>
+    </w:tbl>
+    <w:p>
+      <w:pPr>
+        <w:pStyle w:val="FirstParagraph"/>
+      </w:pPr>
+      <w:r>
+        <w:t xml:space="preserve">The lower quantiles are worst, because 104 of 214 countries fall in the first class and are spread unevenly inside it. This is the cost of grouping when the raw data are available.</w:t>
       </w:r>
     </w:p>
     <w:p>
@@ -2764,18 +3401,18 @@
         <w:t xml:space="preserve">person</w:t>
       </w:r>
       <w:r>
-        <w:t xml:space="preserve">. The World figure (4.729 t) is slightly higher again, because international aviation and shipping belong to no country. The combined mean of the six continent means, weighted by group size, reproduces the overall mean exactly (4.632).</w:t>
-      </w:r>
-    </w:p>
-    <w:bookmarkEnd w:id="47"/>
-    <w:bookmarkStart w:id="48" w:name="outliers-rq6-part-1"/>
+        <w:t xml:space="preserve">. The World figure (4.729 t) is slightly higher again. The countries emit 37,406 Mt for 8.154 bn people; adding international aviation and shipping (1,192 Mt), which belong to no country, gives 4.734 t, and the World row’s slightly larger population (8.162 bn) brings it to 4.729 t. The combined mean of the six continent means, weighted by group size, reproduces the overall mean exactly (4.632).</w:t>
+      </w:r>
+    </w:p>
     <w:p>
       <w:pPr>
         <w:pStyle w:val="Heading2"/>
       </w:pPr>
+      <w:bookmarkStart w:id="38" w:name="_d038bb5588001550b1c55e1358bc1e8ec700b97"/>
       <w:r>
         <w:t xml:space="preserve">4.5 Outliers (RQ6, part 1)</w:t>
       </w:r>
+      <w:bookmarkEnd w:id="38"/>
     </w:p>
     <w:p>
       <w:pPr>
@@ -2785,15 +3422,15 @@
         <w:t xml:space="preserve">With the box-plot rule, the limits are Q1 − 1.5·IQR = -6.57 and Q3 + 1.5·IQR = 13.57. 13 countries are high outliers: Qatar, Kuwait, Brunei, Bahrain, Trinidad and Tobago, Saudi Arabia, United Arab Emirates, New Caledonia, Sint Maarten (Dutch part), Oman, Australia, United States, Kazakhstan. Most are oil- and gas-exporting states, several with small populations (Qatar, Kuwait, Brunei, Bahrain); the rest are large fossil-fuel producers or energy-intensive economies (Saudi Arabia, Kazakhstan, Australia, the United States). They are genuine values and are kept; medians, IQR and log scales limit their influence.</w:t>
       </w:r>
     </w:p>
-    <w:bookmarkEnd w:id="48"/>
-    <w:bookmarkStart w:id="55" w:name="classification-tabulation-and-diagrams"/>
     <w:p>
       <w:pPr>
         <w:pStyle w:val="Heading2"/>
       </w:pPr>
+      <w:bookmarkStart w:id="39" w:name="_dba3a6e197a81455d29205ebafa00d9bac65cb7"/>
       <w:r>
         <w:t xml:space="preserve">4.6 Classification, tabulation and diagrams</w:t>
       </w:r>
+      <w:bookmarkEnd w:id="39"/>
     </w:p>
     <w:p>
       <w:pPr>
@@ -3544,7 +4181,7 @@
     </w:tbl>
     <w:p>
       <w:pPr>
-        <w:pStyle w:val="BodyText"/>
+        <w:pStyle w:val="FirstParagraph"/>
       </w:pPr>
       <w:r>
         <w:rPr>
@@ -3599,18 +4236,18 @@
           <wp:inline>
             <wp:extent cx="5334000" cy="2181554"/>
             <wp:effectExtent b="0" l="0" r="0" t="0"/>
-            <wp:docPr descr="Rectangular diagram" title="" id="50" name="Picture"/>
+            <wp:docPr descr="Rectangular diagram" title="" id="41" name="Picture"/>
             <a:graphic>
               <a:graphicData uri="http://schemas.openxmlformats.org/drawingml/2006/picture">
                 <pic:pic>
                   <pic:nvPicPr>
-                    <pic:cNvPr descr="figures/13_rectangles.png" id="51" name="Picture"/>
+                    <pic:cNvPr descr="figures/13_rectangles.png" id="42" name="Picture"/>
                     <pic:cNvPicPr>
                       <a:picLocks noChangeArrowheads="1" noChangeAspect="1"/>
                     </pic:cNvPicPr>
                   </pic:nvPicPr>
                   <pic:blipFill>
-                    <a:blip r:embed="rId49"/>
+                    <a:blip r:embed="rId40"/>
                     <a:stretch>
                       <a:fillRect/>
                     </a:stretch>
@@ -3654,18 +4291,18 @@
           <wp:inline>
             <wp:extent cx="5334000" cy="2448688"/>
             <wp:effectExtent b="0" l="0" r="0" t="0"/>
-            <wp:docPr descr="Percentage bar diagram" title="" id="53" name="Picture"/>
+            <wp:docPr descr="Percentage bar diagram" title="" id="44" name="Picture"/>
             <a:graphic>
               <a:graphicData uri="http://schemas.openxmlformats.org/drawingml/2006/picture">
                 <pic:pic>
                   <pic:nvPicPr>
-                    <pic:cNvPr descr="figures/12_percentage_bar.png" id="54" name="Picture"/>
+                    <pic:cNvPr descr="figures/12_percentage_bar.png" id="45" name="Picture"/>
                     <pic:cNvPicPr>
                       <a:picLocks noChangeArrowheads="1" noChangeAspect="1"/>
                     </pic:cNvPicPr>
                   </pic:nvPicPr>
                   <pic:blipFill>
-                    <a:blip r:embed="rId52"/>
+                    <a:blip r:embed="rId43"/>
                     <a:stretch>
                       <a:fillRect/>
                     </a:stretch>
@@ -3702,21 +4339,21 @@
     </w:p>
     <w:p>
       <w:pPr>
-        <w:pStyle w:val="BodyText"/>
+        <w:pStyle w:val="FirstParagraph"/>
       </w:pPr>
       <w:r>
         <w:t xml:space="preserve">The percentage bars show that coal is 57% of Asia’s emissions against 20% of Europe’s: composition differs as much as size. Line graphs use a zero baseline by default; the dashboard also shows a false baseline (marked break), which reveals the 2009 and 2020 dips but exaggerates change.</w:t>
       </w:r>
     </w:p>
-    <w:bookmarkEnd w:id="55"/>
-    <w:bookmarkStart w:id="59" w:name="further-univariate-methods"/>
     <w:p>
       <w:pPr>
         <w:pStyle w:val="Heading2"/>
       </w:pPr>
+      <w:bookmarkStart w:id="46" w:name="_490982fa41bbef1bb03169dbbef60956c531bcf"/>
       <w:r>
         <w:t xml:space="preserve">4.7 Further univariate methods</w:t>
       </w:r>
+      <w:bookmarkEnd w:id="46"/>
     </w:p>
     <w:p>
       <w:pPr>
@@ -3787,18 +4424,18 @@
           <wp:inline>
             <wp:extent cx="5334000" cy="2667000"/>
             <wp:effectExtent b="0" l="0" r="0" t="0"/>
-            <wp:docPr descr="Ogives" title="" id="57" name="Picture"/>
+            <wp:docPr descr="Ogives" title="" id="48" name="Picture"/>
             <a:graphic>
               <a:graphicData uri="http://schemas.openxmlformats.org/drawingml/2006/picture">
                 <pic:pic>
                   <pic:nvPicPr>
-                    <pic:cNvPr descr="figures/11_ogive.png" id="58" name="Picture"/>
+                    <pic:cNvPr descr="figures/11_ogive.png" id="49" name="Picture"/>
                     <pic:cNvPicPr>
                       <a:picLocks noChangeArrowheads="1" noChangeAspect="1"/>
                     </pic:cNvPicPr>
                   </pic:nvPicPr>
                   <pic:blipFill>
-                    <a:blip r:embed="rId56"/>
+                    <a:blip r:embed="rId47"/>
                     <a:stretch>
                       <a:fillRect/>
                     </a:stretch>
@@ -3835,7 +4472,7 @@
     </w:p>
     <w:p>
       <w:pPr>
-        <w:pStyle w:val="BodyText"/>
+        <w:pStyle w:val="FirstParagraph"/>
       </w:pPr>
       <w:r>
         <w:rPr>
@@ -3896,16 +4533,15 @@
         <w:t xml:space="preserve">Central moments μ₂ = 30.26, μ₃ = 462.4, μ₄ = 12,918 (identical whether computed directly or from moments about the origin), giving β₁ = 7.719 and β₂ = 14.11. Pearson’s empirical relation Mode ≈ 3·Median − 2·Mean gives 0.365, far from the grouped mode (2.053). The relation assumes moderate skew, and its failure is another sign of how skewed the data are.</w:t>
       </w:r>
     </w:p>
-    <w:bookmarkEnd w:id="59"/>
-    <w:bookmarkEnd w:id="60"/>
-    <w:bookmarkStart w:id="64" w:name="multivariate-exploration"/>
     <w:p>
       <w:pPr>
         <w:pStyle w:val="Heading1"/>
       </w:pPr>
+      <w:bookmarkStart w:id="50" w:name="_605a1cc89aeaa6b8eabd8739e6c0ab0646b1497"/>
       <w:r>
         <w:t xml:space="preserve">5. Multivariate exploration</w:t>
       </w:r>
+      <w:bookmarkEnd w:id="50"/>
     </w:p>
     <w:p>
       <w:pPr>
@@ -3916,18 +4552,18 @@
           <wp:inline>
             <wp:extent cx="5334000" cy="3171567"/>
             <wp:effectExtent b="0" l="0" r="0" t="0"/>
-            <wp:docPr descr="Bubble chart of GDP vs CO₂ per person" title="" id="62" name="Picture"/>
+            <wp:docPr descr="Bubble chart of GDP vs CO₂ per person" title="" id="52" name="Picture"/>
             <a:graphic>
               <a:graphicData uri="http://schemas.openxmlformats.org/drawingml/2006/picture">
                 <pic:pic>
                   <pic:nvPicPr>
-                    <pic:cNvPr descr="figures/04_bubble_gdp_co2.png" id="63" name="Picture"/>
+                    <pic:cNvPr descr="figures/04_bubble_gdp_co2.png" id="53" name="Picture"/>
                     <pic:cNvPicPr>
                       <a:picLocks noChangeArrowheads="1" noChangeAspect="1"/>
                     </pic:cNvPicPr>
                   </pic:nvPicPr>
                   <pic:blipFill>
-                    <a:blip r:embed="rId61"/>
+                    <a:blip r:embed="rId51"/>
                     <a:stretch>
                       <a:fillRect/>
                     </a:stretch>
@@ -3964,7 +4600,7 @@
     </w:p>
     <w:p>
       <w:pPr>
-        <w:pStyle w:val="BodyText"/>
+        <w:pStyle w:val="FirstParagraph"/>
       </w:pPr>
       <w:r>
         <w:t xml:space="preserve">For 164 countries in 2022, the central data point (Module 2.4) is (GDP per person = 19,149 int-$, CO₂ per person = 4.53 t). The countries farthest from it are Qatar, United Arab Emirates, Kuwait.</w:t>
@@ -4279,7 +4915,7 @@
     </w:tbl>
     <w:p>
       <w:pPr>
-        <w:pStyle w:val="BodyText"/>
+        <w:pStyle w:val="FirstParagraph"/>
       </w:pPr>
       <w:r>
         <w:rPr>
@@ -4363,24 +4999,25 @@
         <w:t xml:space="preserve">correlation R = 0.975 equals the square root of the regression R² in Section 7.</w:t>
       </w:r>
     </w:p>
-    <w:bookmarkEnd w:id="64"/>
-    <w:bookmarkStart w:id="77" w:name="inferential-statistics"/>
     <w:p>
       <w:pPr>
         <w:pStyle w:val="Heading1"/>
       </w:pPr>
+      <w:bookmarkStart w:id="54" w:name="_0f3f038e737e7a2b7e613d0531d9359f50b1e7e"/>
       <w:r>
         <w:t xml:space="preserve">6. Inferential statistics</w:t>
       </w:r>
-    </w:p>
-    <w:bookmarkStart w:id="68" w:name="X646a7fddb6633c6d0d2e7bbc1c48919d681381d"/>
+      <w:bookmarkEnd w:id="54"/>
+    </w:p>
     <w:p>
       <w:pPr>
         <w:pStyle w:val="Heading2"/>
       </w:pPr>
+      <w:bookmarkStart w:id="55" w:name="_646a7fddb6633c6d0d2e7bbc1c48919d681381d"/>
       <w:r>
         <w:t xml:space="preserve">6.1 Normal distribution and the central limit theorem</w:t>
       </w:r>
+      <w:bookmarkEnd w:id="55"/>
     </w:p>
     <w:tbl>
       <w:tblPr>
@@ -4596,7 +5233,7 @@
     </w:tbl>
     <w:p>
       <w:pPr>
-        <w:pStyle w:val="BodyText"/>
+        <w:pStyle w:val="FirstParagraph"/>
       </w:pPr>
       <w:r>
         <w:rPr>
@@ -4636,18 +5273,18 @@
           <wp:inline>
             <wp:extent cx="5334000" cy="1982229"/>
             <wp:effectExtent b="0" l="0" r="0" t="0"/>
-            <wp:docPr descr="Central limit theorem on real data" title="" id="66" name="Picture"/>
+            <wp:docPr descr="Central limit theorem on real data" title="" id="57" name="Picture"/>
             <a:graphic>
               <a:graphicData uri="http://schemas.openxmlformats.org/drawingml/2006/picture">
                 <pic:pic>
                   <pic:nvPicPr>
-                    <pic:cNvPr descr="figures/06_clt.png" id="67" name="Picture"/>
+                    <pic:cNvPr descr="figures/06_clt.png" id="58" name="Picture"/>
                     <pic:cNvPicPr>
                       <a:picLocks noChangeArrowheads="1" noChangeAspect="1"/>
                     </pic:cNvPicPr>
                   </pic:nvPicPr>
                   <pic:blipFill>
-                    <a:blip r:embed="rId65"/>
+                    <a:blip r:embed="rId56"/>
                     <a:stretch>
                       <a:fillRect/>
                     </a:stretch>
@@ -4684,7 +5321,7 @@
     </w:p>
     <w:p>
       <w:pPr>
-        <w:pStyle w:val="BodyText"/>
+        <w:pStyle w:val="FirstParagraph"/>
       </w:pPr>
       <w:r>
         <w:rPr>
@@ -4700,15 +5337,15 @@
         <w:t xml:space="preserve">Treating the 214 countries as a population, 10,000 random samples of n = 30 were drawn. The sample means average 4.640 (population mean 4.632) with standard deviation 1.018, matching the theoretical σ/√n = 1.004. Skewness drops from 0.78 to 0.30: the sampling distribution of the mean is close to normal even though the data are not.</w:t>
       </w:r>
     </w:p>
-    <w:bookmarkEnd w:id="68"/>
-    <w:bookmarkStart w:id="69" w:name="confidence-intervals"/>
     <w:p>
       <w:pPr>
         <w:pStyle w:val="Heading2"/>
       </w:pPr>
+      <w:bookmarkStart w:id="59" w:name="_06d7d05166ca604a851bdcc7cc4ae45457bbf8f"/>
       <w:r>
         <w:t xml:space="preserve">6.2 Confidence intervals</w:t>
       </w:r>
+      <w:bookmarkEnd w:id="59"/>
     </w:p>
     <w:p>
       <w:pPr>
@@ -4750,15 +5387,15 @@
         <w:t xml:space="preserve">of (2.538, 3.733) t. Since the countries are nearly the whole population rather than a random sample, these intervals are interpreted in a super-population sense: uncertainty about the process that generates national emissions.</w:t>
       </w:r>
     </w:p>
-    <w:bookmarkEnd w:id="69"/>
-    <w:bookmarkStart w:id="70" w:name="hypothesis-tests"/>
     <w:p>
       <w:pPr>
         <w:pStyle w:val="Heading2"/>
       </w:pPr>
+      <w:bookmarkStart w:id="60" w:name="_c8c37576a6dc860af29a9d191f38b4399e705cb"/>
       <w:r>
         <w:t xml:space="preserve">6.3 Hypothesis tests</w:t>
       </w:r>
+      <w:bookmarkEnd w:id="60"/>
     </w:p>
     <w:tbl>
       <w:tblPr>
@@ -5065,7 +5702,7 @@
     </w:tbl>
     <w:p>
       <w:pPr>
-        <w:pStyle w:val="BodyText"/>
+        <w:pStyle w:val="FirstParagraph"/>
       </w:pPr>
       <w:r>
         <w:rPr>
@@ -5141,15 +5778,15 @@
         <w:t xml:space="preserve">The average country is not significantly different from the average person’s value, partly because country values are so dispersed.</w:t>
       </w:r>
     </w:p>
-    <w:bookmarkEnd w:id="70"/>
-    <w:bookmarkStart w:id="74" w:name="analysis-of-variance"/>
     <w:p>
       <w:pPr>
         <w:pStyle w:val="Heading2"/>
       </w:pPr>
+      <w:bookmarkStart w:id="61" w:name="_844bc654670d48ca171c5357956aee3840e19de"/>
       <w:r>
         <w:t xml:space="preserve">6.4 Analysis of variance</w:t>
       </w:r>
+      <w:bookmarkEnd w:id="61"/>
     </w:p>
     <w:p>
       <w:pPr>
@@ -5160,18 +5797,18 @@
           <wp:inline>
             <wp:extent cx="5334000" cy="2363164"/>
             <wp:effectExtent b="0" l="0" r="0" t="0"/>
-            <wp:docPr descr="CO₂ per person by continent" title="" id="72" name="Picture"/>
+            <wp:docPr descr="CO₂ per person by continent" title="" id="63" name="Picture"/>
             <a:graphic>
               <a:graphicData uri="http://schemas.openxmlformats.org/drawingml/2006/picture">
                 <pic:pic>
                   <pic:nvPicPr>
-                    <pic:cNvPr descr="figures/05_anova_continents.png" id="73" name="Picture"/>
+                    <pic:cNvPr descr="figures/05_anova_continents.png" id="64" name="Picture"/>
                     <pic:cNvPicPr>
                       <a:picLocks noChangeArrowheads="1" noChangeAspect="1"/>
                     </pic:cNvPicPr>
                   </pic:nvPicPr>
                   <pic:blipFill>
-                    <a:blip r:embed="rId71"/>
+                    <a:blip r:embed="rId62"/>
                     <a:stretch>
                       <a:fillRect/>
                     </a:stretch>
@@ -5469,7 +6106,7 @@
     </w:tbl>
     <w:p>
       <w:pPr>
-        <w:pStyle w:val="BodyText"/>
+        <w:pStyle w:val="FirstParagraph"/>
       </w:pPr>
       <w:r>
         <w:rPr>
@@ -5906,7 +6543,7 @@
     </w:tbl>
     <w:p>
       <w:pPr>
-        <w:pStyle w:val="BodyText"/>
+        <w:pStyle w:val="FirstParagraph"/>
       </w:pPr>
       <w:r>
         <w:rPr>
@@ -5924,15 +6561,15 @@
         <w:t xml:space="preserve">The continent effect is significant (Reject H0); the year effect is not (Fail to reject H0). This is not because nothing changed: Asia rose from 2.05 to 4.87 t while Europe fell from 11.12 to 6.54 t. Opposite movements cancel in the column totals and end up in the residual (a continent × year interaction, which a design without replication cannot test).</w:t>
       </w:r>
     </w:p>
-    <w:bookmarkEnd w:id="74"/>
-    <w:bookmarkStart w:id="75" w:name="type-i-and-type-ii-errors"/>
     <w:p>
       <w:pPr>
         <w:pStyle w:val="Heading2"/>
       </w:pPr>
+      <w:bookmarkStart w:id="65" w:name="_9436f5ff60c762462a3bc1bb9270d7d2fdfa8be"/>
       <w:r>
         <w:t xml:space="preserve">6.5 Type I and Type II errors</w:t>
       </w:r>
+      <w:bookmarkEnd w:id="65"/>
     </w:p>
     <w:p>
       <w:pPr>
@@ -5942,15 +6579,15 @@
         <w:t xml:space="preserve">Repeatedly sampling n = 40 countries and testing the true mean at α = 0.05 gave a Type I error rate of 0.090, above the nominal 0.05: with heavily skewed data the normal approximation is not yet accurate at this sample size. Testing a mean that is wrong by 1.5 t gave a Type II error rate β = 0.511 (power 0.489). Increasing n is the only way to reduce both errors together, as the course notes state.</w:t>
       </w:r>
     </w:p>
-    <w:bookmarkEnd w:id="75"/>
-    <w:bookmarkStart w:id="76" w:name="poisson-distribution"/>
     <w:p>
       <w:pPr>
         <w:pStyle w:val="Heading2"/>
       </w:pPr>
+      <w:bookmarkStart w:id="66" w:name="_01444646c38bd30d28dcf3af3f528b6bd0f2f71"/>
       <w:r>
         <w:t xml:space="preserve">6.6 Poisson distribution</w:t>
       </w:r>
+      <w:bookmarkEnd w:id="66"/>
     </w:p>
     <w:p>
       <w:pPr>
@@ -5973,16 +6610,15 @@
         <w:t xml:space="preserve">: sharp drops cluster in global crisis years (42 countries in 2020, 27 in 2009) instead of occurring independently at a constant rate. The Poisson formula itself is implemented and checked against the course example (P(X ≤ 2 | μ = 4) = 0.238).</w:t>
       </w:r>
     </w:p>
-    <w:bookmarkEnd w:id="76"/>
-    <w:bookmarkEnd w:id="77"/>
-    <w:bookmarkStart w:id="81" w:name="regression-analysis"/>
     <w:p>
       <w:pPr>
         <w:pStyle w:val="Heading1"/>
       </w:pPr>
+      <w:bookmarkStart w:id="67" w:name="_7fd86e576bb49fe3c762cd7cd90192707bad8b1"/>
       <w:r>
         <w:t xml:space="preserve">7. Regression analysis</w:t>
       </w:r>
+      <w:bookmarkEnd w:id="67"/>
     </w:p>
     <w:p>
       <w:pPr>
@@ -5993,18 +6629,18 @@
           <wp:inline>
             <wp:extent cx="5334000" cy="3014869"/>
             <wp:effectExtent b="0" l="0" r="0" t="0"/>
-            <wp:docPr descr="Simple linear regression" title="" id="79" name="Picture"/>
+            <wp:docPr descr="Simple linear regression" title="" id="69" name="Picture"/>
             <a:graphic>
               <a:graphicData uri="http://schemas.openxmlformats.org/drawingml/2006/picture">
                 <pic:pic>
                   <pic:nvPicPr>
-                    <pic:cNvPr descr="figures/07_regression.png" id="80" name="Picture"/>
+                    <pic:cNvPr descr="figures/07_regression.png" id="70" name="Picture"/>
                     <pic:cNvPicPr>
                       <a:picLocks noChangeArrowheads="1" noChangeAspect="1"/>
                     </pic:cNvPicPr>
                   </pic:nvPicPr>
                   <pic:blipFill>
-                    <a:blip r:embed="rId78"/>
+                    <a:blip r:embed="rId68"/>
                     <a:stretch>
                       <a:fillRect/>
                     </a:stretch>
@@ -6041,7 +6677,7 @@
     </w:p>
     <w:p>
       <w:pPr>
-        <w:pStyle w:val="BodyText"/>
+        <w:pStyle w:val="FirstParagraph"/>
       </w:pPr>
       <w:r>
         <w:rPr>
@@ -6315,7 +6951,7 @@
     </w:tbl>
     <w:p>
       <w:pPr>
-        <w:pStyle w:val="BodyText"/>
+        <w:pStyle w:val="FirstParagraph"/>
       </w:pPr>
       <w:r>
         <w:rPr>
@@ -6396,15 +7032,15 @@
         <w:t xml:space="preserve">On a 2/3 : 1/3 hold-out split (109 / 55 countries), test R² = 0.938. With 5-fold cross-validation, mean validation R² = 0.946 for the multiple model and 0.803 for the simple model. Validation scores are close to the in-sample ones, so neither model overfits. MAPE is reported after back-transforming to tonnes, because on the log scale values near zero make MAPE meaningless (a limitation the slides note).</w:t>
       </w:r>
     </w:p>
-    <w:bookmarkEnd w:id="81"/>
-    <w:bookmarkStart w:id="85" w:name="X61d2bf81700787c7bb448768afad201d1614167"/>
     <w:p>
       <w:pPr>
         <w:pStyle w:val="Heading1"/>
       </w:pPr>
+      <w:bookmarkStart w:id="71" w:name="_61d2bf81700787c7bb448768afad201d1614167"/>
       <w:r>
         <w:t xml:space="preserve">8. Anomaly detection: Local Outlier Factor (RQ6, part 2)</w:t>
       </w:r>
+      <w:bookmarkEnd w:id="71"/>
     </w:p>
     <w:p>
       <w:pPr>
@@ -6415,18 +7051,18 @@
           <wp:inline>
             <wp:extent cx="5334000" cy="3283693"/>
             <wp:effectExtent b="0" l="0" r="0" t="0"/>
-            <wp:docPr descr="LOF scores" title="" id="83" name="Picture"/>
+            <wp:docPr descr="LOF scores" title="" id="73" name="Picture"/>
             <a:graphic>
               <a:graphicData uri="http://schemas.openxmlformats.org/drawingml/2006/picture">
                 <pic:pic>
                   <pic:nvPicPr>
-                    <pic:cNvPr descr="figures/08_lof.png" id="84" name="Picture"/>
+                    <pic:cNvPr descr="figures/08_lof.png" id="74" name="Picture"/>
                     <pic:cNvPicPr>
                       <a:picLocks noChangeArrowheads="1" noChangeAspect="1"/>
                     </pic:cNvPicPr>
                   </pic:nvPicPr>
                   <pic:blipFill>
-                    <a:blip r:embed="rId82"/>
+                    <a:blip r:embed="rId72"/>
                     <a:stretch>
                       <a:fillRect/>
                     </a:stretch>
@@ -6463,7 +7099,7 @@
     </w:p>
     <w:p>
       <w:pPr>
-        <w:pStyle w:val="BodyText"/>
+        <w:pStyle w:val="FirstParagraph"/>
       </w:pPr>
       <w:r>
         <w:t xml:space="preserve">LOF was implemented step by step as in Module 5: Manhattan distance → k-distance and k-neighbourhood → reachability distance max(k-dist(o), d(p,o)) → local reachability density → LOF = average neighbour lrd / own lrd. It was applied to min–max scaled log GDP and log CO₂ per person (2022, n = 164, k = 10). 6 countries have LOF &gt; 1.5:</w:t>
@@ -7028,7 +7664,7 @@
     </w:tbl>
     <w:p>
       <w:pPr>
-        <w:pStyle w:val="BodyText"/>
+        <w:pStyle w:val="FirstParagraph"/>
       </w:pPr>
       <w:r>
         <w:rPr>
@@ -7059,15 +7695,15 @@
         <w:t xml:space="preserve">: rich low-carbon economies (Norway, Switzerland, Sweden, Singapore), very poor countries with almost no fossil-fuel use (Burundi, DR Congo), and North Korea (high CO₂ for its very low recorded GDP). Of LOF’s top ten, only Qatar, Trinidad and Tobago were also IQR outliers. The two methods answer different questions.</w:t>
       </w:r>
     </w:p>
-    <w:bookmarkEnd w:id="85"/>
-    <w:bookmarkStart w:id="89" w:name="time-series-analysis"/>
     <w:p>
       <w:pPr>
         <w:pStyle w:val="Heading1"/>
       </w:pPr>
+      <w:bookmarkStart w:id="75" w:name="_adfe517690c382b37d61346a379e588853290d2"/>
       <w:r>
         <w:t xml:space="preserve">9. Time-series analysis</w:t>
       </w:r>
+      <w:bookmarkEnd w:id="75"/>
     </w:p>
     <w:p>
       <w:pPr>
@@ -7078,18 +7714,18 @@
           <wp:inline>
             <wp:extent cx="5334000" cy="2502426"/>
             <wp:effectExtent b="0" l="0" r="0" t="0"/>
-            <wp:docPr descr="Forecasts on the hold-out period" title="" id="87" name="Picture"/>
+            <wp:docPr descr="Forecasts on the hold-out period" title="" id="77" name="Picture"/>
             <a:graphic>
               <a:graphicData uri="http://schemas.openxmlformats.org/drawingml/2006/picture">
                 <pic:pic>
                   <pic:nvPicPr>
-                    <pic:cNvPr descr="figures/09_forecasts.png" id="88" name="Picture"/>
+                    <pic:cNvPr descr="figures/09_forecasts.png" id="78" name="Picture"/>
                     <pic:cNvPicPr>
                       <a:picLocks noChangeArrowheads="1" noChangeAspect="1"/>
                     </pic:cNvPicPr>
                   </pic:nvPicPr>
                   <pic:blipFill>
-                    <a:blip r:embed="rId86"/>
+                    <a:blip r:embed="rId76"/>
                     <a:stretch>
                       <a:fillRect/>
                     </a:stretch>
@@ -7126,7 +7762,7 @@
     </w:p>
     <w:p>
       <w:pPr>
-        <w:pStyle w:val="BodyText"/>
+        <w:pStyle w:val="FirstParagraph"/>
       </w:pPr>
       <w:r>
         <w:rPr>
@@ -7484,7 +8120,7 @@
     </w:tbl>
     <w:p>
       <w:pPr>
-        <w:pStyle w:val="BodyText"/>
+        <w:pStyle w:val="FirstParagraph"/>
       </w:pPr>
       <w:r>
         <w:rPr>
@@ -7515,15 +8151,15 @@
         <w:t xml:space="preserve">. All MASE values exceed 1, so over these five volatile years no method beat simply carrying last year’s value forward. Fitting the trend on 2000–2024 gives a slope of 526 Mt per year. Mechanically extended to 2030 that implies about 42.6 Gt, but this is an extrapolation, not a prediction: it ignores policy and technology change.</w:t>
       </w:r>
     </w:p>
-    <w:bookmarkEnd w:id="89"/>
-    <w:bookmarkStart w:id="90" w:name="validation-and-academic-integrity"/>
     <w:p>
       <w:pPr>
         <w:pStyle w:val="Heading1"/>
       </w:pPr>
+      <w:bookmarkStart w:id="79" w:name="_f905d35aa927bfb5cc81a56d65b85d05ec934b5"/>
       <w:r>
         <w:t xml:space="preserve">10. Validation and academic integrity</w:t>
       </w:r>
+      <w:bookmarkEnd w:id="79"/>
     </w:p>
     <w:p>
       <w:pPr>
@@ -7674,15 +8310,15 @@
         <w:t xml:space="preserve">example uses i = 10 for classes 5 wide and prints 14.29 instead of 12.15.</w:t>
       </w:r>
     </w:p>
-    <w:bookmarkEnd w:id="90"/>
-    <w:bookmarkStart w:id="91" w:name="discussion-and-limitations"/>
     <w:p>
       <w:pPr>
         <w:pStyle w:val="Heading1"/>
       </w:pPr>
+      <w:bookmarkStart w:id="80" w:name="_cbd875682116f3153fa9a8f9c77c00f8b5fdab1"/>
       <w:r>
         <w:t xml:space="preserve">11. Discussion and limitations</w:t>
       </w:r>
+      <w:bookmarkEnd w:id="80"/>
     </w:p>
     <w:p>
       <w:pPr>
@@ -7838,15 +8474,15 @@
         <w:t xml:space="preserve">OWID revises historical values; results refer to the hashed snapshot.</w:t>
       </w:r>
     </w:p>
-    <w:bookmarkEnd w:id="91"/>
-    <w:bookmarkStart w:id="92" w:name="conclusions-and-future-work"/>
     <w:p>
       <w:pPr>
         <w:pStyle w:val="Heading1"/>
       </w:pPr>
+      <w:bookmarkStart w:id="81" w:name="_61444b2ea5547d774bac45cc186f508856b9eb3"/>
       <w:r>
         <w:t xml:space="preserve">12. Conclusions and future work</w:t>
       </w:r>
+      <w:bookmarkEnd w:id="81"/>
     </w:p>
     <w:p>
       <w:pPr>
@@ -7864,15 +8500,15 @@
         <w:t xml:space="preserve">Possible extensions: consumption-based vs territorial emissions; decomposing changes into population, GDP per person, energy intensity and carbon intensity (Kaya identity); clustering countries on emission profiles; and monthly data (e.g. Carbon Monitor) to apply seasonal decomposition.</w:t>
       </w:r>
     </w:p>
-    <w:bookmarkEnd w:id="92"/>
-    <w:bookmarkStart w:id="93" w:name="references"/>
     <w:p>
       <w:pPr>
         <w:pStyle w:val="Heading1"/>
       </w:pPr>
+      <w:bookmarkStart w:id="82" w:name="_references"/>
       <w:r>
         <w:t xml:space="preserve">References</w:t>
       </w:r>
+      <w:bookmarkEnd w:id="82"/>
     </w:p>
     <w:p>
       <w:pPr>
@@ -8011,15 +8647,15 @@
         <w:t xml:space="preserve">, 22(4).</w:t>
       </w:r>
     </w:p>
-    <w:bookmarkEnd w:id="93"/>
-    <w:bookmarkStart w:id="94" w:name="Xc06d262d4cb2cd0a7a745d63187dcb6673dd76a"/>
     <w:p>
       <w:pPr>
         <w:pStyle w:val="Heading1"/>
       </w:pPr>
+      <w:bookmarkStart w:id="83" w:name="_c06d262d4cb2cd0a7a745d63187dcb6673dd76a"/>
       <w:r>
         <w:t xml:space="preserve">Appendix A — Concept-to-implementation summary</w:t>
       </w:r>
+      <w:bookmarkEnd w:id="83"/>
     </w:p>
     <w:tbl>
       <w:tblPr>
@@ -10106,7 +10742,7 @@
     </w:tbl>
     <w:p>
       <w:pPr>
-        <w:pStyle w:val="BodyText"/>
+        <w:pStyle w:val="FirstParagraph"/>
       </w:pPr>
       <w:r>
         <w:t xml:space="preserve">The full matrix with formulas, computed outputs, interpretations and validation is in</w:t>
@@ -10127,15 +10763,15 @@
         <w:t xml:space="preserve">and in the dashboard’s ADS Concepts Lab.</w:t>
       </w:r>
     </w:p>
-    <w:bookmarkEnd w:id="94"/>
-    <w:bookmarkStart w:id="95" w:name="appendix-b-reproducing-the-results"/>
     <w:p>
       <w:pPr>
         <w:pStyle w:val="Heading1"/>
       </w:pPr>
+      <w:bookmarkStart w:id="84" w:name="_324041fbe0025164072defeceb786687e1cbbf4"/>
       <w:r>
         <w:t xml:space="preserve">Appendix B — Reproducing the results</w:t>
       </w:r>
+      <w:bookmarkEnd w:id="84"/>
     </w:p>
     <w:p>
       <w:pPr>
@@ -10184,7 +10820,6 @@
         <w:t xml:space="preserve">uv run streamlit run app/Home.py</w:t>
       </w:r>
     </w:p>
-    <w:bookmarkEnd w:id="95"/>
     <w:sectPr>
       <w:footnotePr>
         <w:numRestart w:val="eachSect"/>
@@ -10599,10 +11234,10 @@
   <w:docDefaults>
     <w:rPrDefault>
       <w:rPr>
-        <w:rFonts w:asciiTheme="minorHAnsi" w:cstheme="minorBidi" w:eastAsiaTheme="minorHAnsi" w:hAnsiTheme="minorHAnsi"/>
+        <w:rFonts w:asciiTheme="minorHAnsi" w:eastAsiaTheme="minorEastAsia" w:hAnsiTheme="minorHAnsi" w:cstheme="minorBidi"/>
         <w:sz w:val="24"/>
         <w:szCs w:val="24"/>
-        <w:lang w:bidi="ar-SA" w:eastAsia="en-US" w:val="en-US"/>
+        <w:lang w:val="en-US" w:eastAsia="zh-CN" w:bidi="ar-SA"/>
       </w:rPr>
     </w:rPrDefault>
     <w:pPrDefault>
@@ -10611,35 +11246,35 @@
       </w:pPr>
     </w:pPrDefault>
   </w:docDefaults>
-  <w:latentStyles w:count="276" w:defLockedState="0" w:defQFormat="0" w:defSemiHidden="0" w:defUIPriority="0" w:defUnhideWhenUsed="0"/>
-  <w:style w:default="1" w:styleId="Normal" w:type="paragraph">
+  <w:latentStyles w:defLockedState="0" w:defUIPriority="0" w:defSemiHidden="0" w:defUnhideWhenUsed="0" w:defQFormat="0" w:count="276"/>
+  <w:style w:type="paragraph" w:default="1" w:styleId="Normal">
     <w:name w:val="Normal"/>
     <w:qFormat/>
   </w:style>
-  <w:style w:styleId="BodyText" w:type="paragraph">
+  <w:style w:type="paragraph" w:styleId="BodyText">
     <w:name w:val="Body Text"/>
     <w:basedOn w:val="Normal"/>
     <w:link w:val="BodyTextChar"/>
     <w:qFormat/>
     <w:pPr>
-      <w:spacing w:after="180" w:before="180"/>
+      <w:spacing w:before="180" w:after="180"/>
     </w:pPr>
   </w:style>
-  <w:style w:customStyle="1" w:styleId="FirstParagraph" w:type="paragraph">
+  <w:style w:type="paragraph" w:customStyle="1" w:styleId="FirstParagraph">
     <w:name w:val="First Paragraph"/>
     <w:basedOn w:val="BodyText"/>
     <w:next w:val="BodyText"/>
     <w:qFormat/>
   </w:style>
-  <w:style w:customStyle="1" w:styleId="Compact" w:type="paragraph">
+  <w:style w:type="paragraph" w:customStyle="1" w:styleId="Compact">
     <w:name w:val="Compact"/>
     <w:basedOn w:val="BodyText"/>
     <w:qFormat/>
     <w:pPr>
-      <w:spacing w:after="36" w:before="36"/>
+      <w:spacing w:before="36" w:after="36"/>
     </w:pPr>
   </w:style>
-  <w:style w:styleId="Title" w:type="paragraph">
+  <w:style w:type="paragraph" w:styleId="Title">
     <w:name w:val="Title"/>
     <w:basedOn w:val="Normal"/>
     <w:next w:val="BodyText"/>
@@ -10653,24 +11288,24 @@
       <w:jc w:val="center"/>
     </w:pPr>
     <w:rPr>
-      <w:rFonts w:asciiTheme="majorHAnsi" w:cstheme="majorBidi" w:eastAsiaTheme="majorEastAsia" w:hAnsiTheme="majorHAnsi"/>
+      <w:rFonts w:asciiTheme="majorHAnsi" w:eastAsiaTheme="majorEastAsia" w:hAnsiTheme="majorHAnsi" w:cstheme="majorBidi"/>
       <w:sz w:val="56"/>
       <w:szCs w:val="56"/>
     </w:rPr>
   </w:style>
-  <w:style w:customStyle="1" w:styleId="TitleChar" w:type="character">
+  <w:style w:type="character" w:customStyle="1" w:styleId="TitleChar">
     <w:name w:val="Title Char"/>
     <w:basedOn w:val="DefaultParagraphFont"/>
     <w:link w:val="Title"/>
     <w:uiPriority w:val="10"/>
     <w:rsid w:val="00A10FD9"/>
     <w:rPr>
-      <w:rFonts w:asciiTheme="majorHAnsi" w:cstheme="majorBidi" w:eastAsiaTheme="majorEastAsia" w:hAnsiTheme="majorHAnsi"/>
+      <w:rFonts w:asciiTheme="majorHAnsi" w:eastAsiaTheme="majorEastAsia" w:hAnsiTheme="majorHAnsi" w:cstheme="majorBidi"/>
       <w:sz w:val="56"/>
       <w:szCs w:val="56"/>
     </w:rPr>
   </w:style>
-  <w:style w:styleId="Subtitle" w:type="paragraph">
+  <w:style w:type="paragraph" w:styleId="Subtitle">
     <w:name w:val="Subtitle"/>
     <w:basedOn w:val="Title"/>
     <w:next w:val="BodyText"/>
@@ -10684,27 +11319,27 @@
       </w:numPr>
     </w:pPr>
     <w:rPr>
-      <w:rFonts w:cstheme="majorBidi" w:eastAsiaTheme="majorEastAsia"/>
+      <w:rFonts w:eastAsiaTheme="majorEastAsia" w:cstheme="majorBidi"/>
       <w:spacing w:val="15"/>
       <w:sz w:val="28"/>
       <w:szCs w:val="28"/>
     </w:rPr>
   </w:style>
-  <w:style w:customStyle="1" w:styleId="SubtitleChar" w:type="character">
+  <w:style w:type="character" w:customStyle="1" w:styleId="SubtitleChar">
     <w:name w:val="Subtitle Char"/>
     <w:basedOn w:val="DefaultParagraphFont"/>
     <w:link w:val="Subtitle"/>
     <w:uiPriority w:val="11"/>
     <w:rsid w:val="00A10FD9"/>
     <w:rPr>
-      <w:rFonts w:cstheme="majorBidi" w:eastAsiaTheme="majorEastAsia"/>
-      <w:color w:themeColor="text1" w:themeTint="A6" w:val="595959"/>
+      <w:rFonts w:eastAsiaTheme="majorEastAsia" w:cstheme="majorBidi"/>
+      <w:color w:val="595959" w:themeColor="text1" w:themeTint="A6"/>
       <w:spacing w:val="15"/>
       <w:sz w:val="28"/>
       <w:szCs w:val="28"/>
     </w:rPr>
   </w:style>
-  <w:style w:customStyle="1" w:styleId="Author" w:type="paragraph">
+  <w:style w:type="paragraph" w:customStyle="1" w:styleId="Author">
     <w:name w:val="Author"/>
     <w:basedOn w:val="Title"/>
     <w:next w:val="BodyText"/>
@@ -10718,7 +11353,7 @@
       <w:szCs w:val="24"/>
     </w:rPr>
   </w:style>
-  <w:style w:styleId="Date" w:type="paragraph">
+  <w:style w:type="paragraph" w:styleId="Date">
     <w:name w:val="Date"/>
     <w:basedOn w:val="Title"/>
     <w:next w:val="BodyText"/>
@@ -10732,7 +11367,7 @@
       <w:szCs w:val="24"/>
     </w:rPr>
   </w:style>
-  <w:style w:customStyle="1" w:styleId="AbstractTitle" w:type="paragraph">
+  <w:style w:type="paragraph" w:customStyle="1" w:styleId="AbstractTitle">
     <w:name w:val="Abstract Title"/>
     <w:basedOn w:val="Normal"/>
     <w:next w:val="Abstract"/>
@@ -10740,7 +11375,7 @@
     <w:pPr>
       <w:keepNext/>
       <w:keepLines/>
-      <w:spacing w:after="0" w:before="300"/>
+      <w:spacing w:before="300" w:after="0"/>
       <w:jc w:val="center"/>
     </w:pPr>
     <w:rPr>
@@ -10749,7 +11384,7 @@
       <w:szCs w:val="20"/>
     </w:rPr>
   </w:style>
-  <w:style w:customStyle="1" w:styleId="Abstract" w:type="paragraph">
+  <w:style w:type="paragraph" w:customStyle="1" w:styleId="Abstract">
     <w:name w:val="Abstract"/>
     <w:basedOn w:val="Normal"/>
     <w:next w:val="BodyText"/>
@@ -10757,14 +11392,14 @@
     <w:pPr>
       <w:keepNext/>
       <w:keepLines/>
-      <w:spacing w:after="300" w:before="100"/>
+      <w:spacing w:before="100" w:after="300"/>
     </w:pPr>
     <w:rPr>
       <w:sz w:val="20"/>
       <w:szCs w:val="20"/>
     </w:rPr>
   </w:style>
-  <w:style w:styleId="Bibliography" w:type="paragraph">
+  <w:style w:type="paragraph" w:styleId="Bibliography">
     <w:name w:val="Bibliography"/>
     <w:basedOn w:val="Normal"/>
     <w:next w:val="Bibliography"/>
@@ -10772,7 +11407,7 @@
     <w:pPr/>
     <w:rPr/>
   </w:style>
-  <w:style w:styleId="Heading1" w:type="paragraph">
+  <w:style w:type="paragraph" w:styleId="Heading1">
     <w:name w:val="heading 1"/>
     <w:basedOn w:val="Normal"/>
     <w:next w:val="BodyText"/>
@@ -10783,17 +11418,17 @@
     <w:pPr>
       <w:keepNext/>
       <w:keepLines/>
-      <w:spacing w:after="80" w:before="360"/>
+      <w:spacing w:before="360" w:after="80"/>
       <w:outlineLvl w:val="0"/>
     </w:pPr>
     <w:rPr>
-      <w:rFonts w:asciiTheme="majorHAnsi" w:cstheme="majorBidi" w:eastAsiaTheme="majorEastAsia" w:hAnsiTheme="majorHAnsi"/>
-      <w:color w:themeColor="accent1" w:themeShade="BF" w:val="0F4761"/>
+      <w:rFonts w:asciiTheme="majorHAnsi" w:eastAsiaTheme="majorEastAsia" w:hAnsiTheme="majorHAnsi" w:cstheme="majorBidi"/>
+      <w:color w:val="0F4761" w:themeColor="accent1" w:themeShade="BF"/>
       <w:sz w:val="40"/>
       <w:szCs w:val="40"/>
     </w:rPr>
   </w:style>
-  <w:style w:styleId="Heading2" w:type="paragraph">
+  <w:style w:type="paragraph" w:styleId="Heading2">
     <w:name w:val="heading 2"/>
     <w:basedOn w:val="Normal"/>
     <w:next w:val="BodyText"/>
@@ -10806,17 +11441,17 @@
     <w:pPr>
       <w:keepNext/>
       <w:keepLines/>
-      <w:spacing w:after="80" w:before="160"/>
+      <w:spacing w:before="160" w:after="80"/>
       <w:outlineLvl w:val="1"/>
     </w:pPr>
     <w:rPr>
-      <w:rFonts w:asciiTheme="majorHAnsi" w:cstheme="majorBidi" w:eastAsiaTheme="majorEastAsia" w:hAnsiTheme="majorHAnsi"/>
-      <w:color w:themeColor="accent1" w:themeShade="BF" w:val="0F4761"/>
+      <w:rFonts w:asciiTheme="majorHAnsi" w:eastAsiaTheme="majorEastAsia" w:hAnsiTheme="majorHAnsi" w:cstheme="majorBidi"/>
+      <w:color w:val="0F4761" w:themeColor="accent1" w:themeShade="BF"/>
       <w:sz w:val="32"/>
       <w:szCs w:val="32"/>
     </w:rPr>
   </w:style>
-  <w:style w:styleId="Heading3" w:type="paragraph">
+  <w:style w:type="paragraph" w:styleId="Heading3">
     <w:name w:val="heading 3"/>
     <w:basedOn w:val="Normal"/>
     <w:next w:val="BodyText"/>
@@ -10829,17 +11464,17 @@
     <w:pPr>
       <w:keepNext/>
       <w:keepLines/>
-      <w:spacing w:after="80" w:before="160"/>
+      <w:spacing w:before="160" w:after="80"/>
       <w:outlineLvl w:val="2"/>
     </w:pPr>
     <w:rPr>
-      <w:rFonts w:cstheme="majorBidi" w:eastAsiaTheme="majorEastAsia"/>
-      <w:color w:themeColor="accent1" w:themeShade="BF" w:val="0F4761"/>
+      <w:rFonts w:eastAsiaTheme="majorEastAsia" w:cstheme="majorBidi"/>
+      <w:color w:val="0F4761" w:themeColor="accent1" w:themeShade="BF"/>
       <w:sz w:val="28"/>
       <w:szCs w:val="28"/>
     </w:rPr>
   </w:style>
-  <w:style w:styleId="Heading4" w:type="paragraph">
+  <w:style w:type="paragraph" w:styleId="Heading4">
     <w:name w:val="heading 4"/>
     <w:basedOn w:val="Normal"/>
     <w:next w:val="BodyText"/>
@@ -10852,17 +11487,17 @@
     <w:pPr>
       <w:keepNext/>
       <w:keepLines/>
-      <w:spacing w:after="40" w:before="80"/>
+      <w:spacing w:before="80" w:after="40"/>
       <w:outlineLvl w:val="3"/>
     </w:pPr>
     <w:rPr>
-      <w:rFonts w:cstheme="majorBidi" w:eastAsiaTheme="majorEastAsia"/>
+      <w:rFonts w:eastAsiaTheme="majorEastAsia" w:cstheme="majorBidi"/>
       <w:i/>
       <w:iCs/>
-      <w:color w:themeColor="accent1" w:themeShade="BF" w:val="0F4761"/>
+      <w:color w:val="0F4761" w:themeColor="accent1" w:themeShade="BF"/>
     </w:rPr>
   </w:style>
-  <w:style w:styleId="Heading5" w:type="paragraph">
+  <w:style w:type="paragraph" w:styleId="Heading5">
     <w:name w:val="heading 5"/>
     <w:basedOn w:val="Normal"/>
     <w:next w:val="BodyText"/>
@@ -10875,15 +11510,15 @@
     <w:pPr>
       <w:keepNext/>
       <w:keepLines/>
-      <w:spacing w:after="40" w:before="80"/>
+      <w:spacing w:before="80" w:after="40"/>
       <w:outlineLvl w:val="4"/>
     </w:pPr>
     <w:rPr>
-      <w:rFonts w:cstheme="majorBidi" w:eastAsiaTheme="majorEastAsia"/>
-      <w:color w:themeColor="accent1" w:themeShade="BF" w:val="0F4761"/>
+      <w:rFonts w:eastAsiaTheme="majorEastAsia" w:cstheme="majorBidi"/>
+      <w:color w:val="0F4761" w:themeColor="accent1" w:themeShade="BF"/>
     </w:rPr>
   </w:style>
-  <w:style w:styleId="Heading6" w:type="paragraph">
+  <w:style w:type="paragraph" w:styleId="Heading6">
     <w:name w:val="heading 6"/>
     <w:basedOn w:val="Normal"/>
     <w:next w:val="BodyText"/>
@@ -10896,17 +11531,17 @@
     <w:pPr>
       <w:keepNext/>
       <w:keepLines/>
-      <w:spacing w:after="0" w:before="40"/>
+      <w:spacing w:before="40" w:after="0"/>
       <w:outlineLvl w:val="5"/>
     </w:pPr>
     <w:rPr>
-      <w:rFonts w:cstheme="majorBidi" w:eastAsiaTheme="majorEastAsia"/>
+      <w:rFonts w:eastAsiaTheme="majorEastAsia" w:cstheme="majorBidi"/>
       <w:i/>
       <w:iCs/>
-      <w:color w:themeColor="text1" w:themeTint="A6" w:val="595959"/>
+      <w:color w:val="595959" w:themeColor="text1" w:themeTint="A6"/>
     </w:rPr>
   </w:style>
-  <w:style w:styleId="Heading7" w:type="paragraph">
+  <w:style w:type="paragraph" w:styleId="Heading7">
     <w:name w:val="heading 7"/>
     <w:basedOn w:val="Normal"/>
     <w:next w:val="BodyText"/>
@@ -10919,15 +11554,15 @@
     <w:pPr>
       <w:keepNext/>
       <w:keepLines/>
-      <w:spacing w:after="0" w:before="40"/>
+      <w:spacing w:before="40" w:after="0"/>
       <w:outlineLvl w:val="6"/>
     </w:pPr>
     <w:rPr>
-      <w:rFonts w:cstheme="majorBidi" w:eastAsiaTheme="majorEastAsia"/>
-      <w:color w:themeColor="text1" w:themeTint="A6" w:val="595959"/>
+      <w:rFonts w:eastAsiaTheme="majorEastAsia" w:cstheme="majorBidi"/>
+      <w:color w:val="595959" w:themeColor="text1" w:themeTint="A6"/>
     </w:rPr>
   </w:style>
-  <w:style w:styleId="Heading8" w:type="paragraph">
+  <w:style w:type="paragraph" w:styleId="Heading8">
     <w:name w:val="heading 8"/>
     <w:basedOn w:val="Normal"/>
     <w:next w:val="BodyText"/>
@@ -10944,13 +11579,13 @@
       <w:outlineLvl w:val="7"/>
     </w:pPr>
     <w:rPr>
-      <w:rFonts w:cstheme="majorBidi" w:eastAsiaTheme="majorEastAsia"/>
+      <w:rFonts w:eastAsiaTheme="majorEastAsia" w:cstheme="majorBidi"/>
       <w:i/>
       <w:iCs/>
-      <w:color w:themeColor="text1" w:themeTint="D8" w:val="272727"/>
+      <w:color w:val="272727" w:themeColor="text1" w:themeTint="D8"/>
     </w:rPr>
   </w:style>
-  <w:style w:styleId="Heading9" w:type="paragraph">
+  <w:style w:type="paragraph" w:styleId="Heading9">
     <w:name w:val="heading 9"/>
     <w:basedOn w:val="Normal"/>
     <w:next w:val="BodyText"/>
@@ -10967,24 +11602,24 @@
       <w:outlineLvl w:val="8"/>
     </w:pPr>
     <w:rPr>
-      <w:rFonts w:cstheme="majorBidi" w:eastAsiaTheme="majorEastAsia"/>
-      <w:color w:themeColor="text1" w:themeTint="D8" w:val="272727"/>
+      <w:rFonts w:eastAsiaTheme="majorEastAsia" w:cstheme="majorBidi"/>
+      <w:color w:val="272727" w:themeColor="text1" w:themeTint="D8"/>
     </w:rPr>
   </w:style>
-  <w:style w:customStyle="1" w:styleId="Heading1Char" w:type="character">
+  <w:style w:type="character" w:customStyle="1" w:styleId="Heading1Char">
     <w:name w:val="Heading 1 Char"/>
     <w:basedOn w:val="DefaultParagraphFont"/>
     <w:link w:val="Heading1"/>
     <w:uiPriority w:val="9"/>
     <w:rsid w:val="00A10FD9"/>
     <w:rPr>
-      <w:rFonts w:asciiTheme="majorHAnsi" w:cstheme="majorBidi" w:eastAsiaTheme="majorEastAsia" w:hAnsiTheme="majorHAnsi"/>
-      <w:color w:themeColor="accent1" w:themeShade="BF" w:val="0F4761"/>
+      <w:rFonts w:asciiTheme="majorHAnsi" w:eastAsiaTheme="majorEastAsia" w:hAnsiTheme="majorHAnsi" w:cstheme="majorBidi"/>
+      <w:color w:val="0F4761" w:themeColor="accent1" w:themeShade="BF"/>
       <w:sz w:val="40"/>
       <w:szCs w:val="40"/>
     </w:rPr>
   </w:style>
-  <w:style w:customStyle="1" w:styleId="Heading2Char" w:type="character">
+  <w:style w:type="character" w:customStyle="1" w:styleId="Heading2Char">
     <w:name w:val="Heading 2 Char"/>
     <w:basedOn w:val="DefaultParagraphFont"/>
     <w:link w:val="Heading2"/>
@@ -10992,13 +11627,13 @@
     <w:semiHidden/>
     <w:rsid w:val="00A10FD9"/>
     <w:rPr>
-      <w:rFonts w:asciiTheme="majorHAnsi" w:cstheme="majorBidi" w:eastAsiaTheme="majorEastAsia" w:hAnsiTheme="majorHAnsi"/>
-      <w:color w:themeColor="accent1" w:themeShade="BF" w:val="0F4761"/>
+      <w:rFonts w:asciiTheme="majorHAnsi" w:eastAsiaTheme="majorEastAsia" w:hAnsiTheme="majorHAnsi" w:cstheme="majorBidi"/>
+      <w:color w:val="0F4761" w:themeColor="accent1" w:themeShade="BF"/>
       <w:sz w:val="32"/>
       <w:szCs w:val="32"/>
     </w:rPr>
   </w:style>
-  <w:style w:customStyle="1" w:styleId="Heading3Char" w:type="character">
+  <w:style w:type="character" w:customStyle="1" w:styleId="Heading3Char">
     <w:name w:val="Heading 3 Char"/>
     <w:basedOn w:val="DefaultParagraphFont"/>
     <w:link w:val="Heading3"/>
@@ -11006,13 +11641,13 @@
     <w:semiHidden/>
     <w:rsid w:val="00A10FD9"/>
     <w:rPr>
-      <w:rFonts w:cstheme="majorBidi" w:eastAsiaTheme="majorEastAsia"/>
-      <w:color w:themeColor="accent1" w:themeShade="BF" w:val="0F4761"/>
+      <w:rFonts w:eastAsiaTheme="majorEastAsia" w:cstheme="majorBidi"/>
+      <w:color w:val="0F4761" w:themeColor="accent1" w:themeShade="BF"/>
       <w:sz w:val="28"/>
       <w:szCs w:val="28"/>
     </w:rPr>
   </w:style>
-  <w:style w:customStyle="1" w:styleId="Heading4Char" w:type="character">
+  <w:style w:type="character" w:customStyle="1" w:styleId="Heading4Char">
     <w:name w:val="Heading 4 Char"/>
     <w:basedOn w:val="DefaultParagraphFont"/>
     <w:link w:val="Heading4"/>
@@ -11020,13 +11655,13 @@
     <w:semiHidden/>
     <w:rsid w:val="00A10FD9"/>
     <w:rPr>
-      <w:rFonts w:cstheme="majorBidi" w:eastAsiaTheme="majorEastAsia"/>
+      <w:rFonts w:eastAsiaTheme="majorEastAsia" w:cstheme="majorBidi"/>
       <w:i/>
       <w:iCs/>
-      <w:color w:themeColor="accent1" w:themeShade="BF" w:val="0F4761"/>
+      <w:color w:val="0F4761" w:themeColor="accent1" w:themeShade="BF"/>
     </w:rPr>
   </w:style>
-  <w:style w:customStyle="1" w:styleId="Heading5Char" w:type="character">
+  <w:style w:type="character" w:customStyle="1" w:styleId="Heading5Char">
     <w:name w:val="Heading 5 Char"/>
     <w:basedOn w:val="DefaultParagraphFont"/>
     <w:link w:val="Heading5"/>
@@ -11034,11 +11669,11 @@
     <w:semiHidden/>
     <w:rsid w:val="00A10FD9"/>
     <w:rPr>
-      <w:rFonts w:cstheme="majorBidi" w:eastAsiaTheme="majorEastAsia"/>
-      <w:color w:themeColor="accent1" w:themeShade="BF" w:val="0F4761"/>
+      <w:rFonts w:eastAsiaTheme="majorEastAsia" w:cstheme="majorBidi"/>
+      <w:color w:val="0F4761" w:themeColor="accent1" w:themeShade="BF"/>
     </w:rPr>
   </w:style>
-  <w:style w:customStyle="1" w:styleId="Heading6Char" w:type="character">
+  <w:style w:type="character" w:customStyle="1" w:styleId="Heading6Char">
     <w:name w:val="Heading 6 Char"/>
     <w:basedOn w:val="DefaultParagraphFont"/>
     <w:link w:val="Heading6"/>
@@ -11046,13 +11681,13 @@
     <w:semiHidden/>
     <w:rsid w:val="00A10FD9"/>
     <w:rPr>
-      <w:rFonts w:cstheme="majorBidi" w:eastAsiaTheme="majorEastAsia"/>
+      <w:rFonts w:eastAsiaTheme="majorEastAsia" w:cstheme="majorBidi"/>
       <w:i/>
       <w:iCs/>
-      <w:color w:themeColor="text1" w:themeTint="A6" w:val="595959"/>
+      <w:color w:val="595959" w:themeColor="text1" w:themeTint="A6"/>
     </w:rPr>
   </w:style>
-  <w:style w:customStyle="1" w:styleId="Heading7Char" w:type="character">
+  <w:style w:type="character" w:customStyle="1" w:styleId="Heading7Char">
     <w:name w:val="Heading 7 Char"/>
     <w:basedOn w:val="DefaultParagraphFont"/>
     <w:link w:val="Heading7"/>
@@ -11060,11 +11695,11 @@
     <w:semiHidden/>
     <w:rsid w:val="00A10FD9"/>
     <w:rPr>
-      <w:rFonts w:cstheme="majorBidi" w:eastAsiaTheme="majorEastAsia"/>
-      <w:color w:themeColor="text1" w:themeTint="A6" w:val="595959"/>
+      <w:rFonts w:eastAsiaTheme="majorEastAsia" w:cstheme="majorBidi"/>
+      <w:color w:val="595959" w:themeColor="text1" w:themeTint="A6"/>
     </w:rPr>
   </w:style>
-  <w:style w:customStyle="1" w:styleId="Heading8Char" w:type="character">
+  <w:style w:type="character" w:customStyle="1" w:styleId="Heading8Char">
     <w:name w:val="Heading 8 Char"/>
     <w:basedOn w:val="DefaultParagraphFont"/>
     <w:link w:val="Heading8"/>
@@ -11072,13 +11707,13 @@
     <w:semiHidden/>
     <w:rsid w:val="00A10FD9"/>
     <w:rPr>
-      <w:rFonts w:cstheme="majorBidi" w:eastAsiaTheme="majorEastAsia"/>
+      <w:rFonts w:eastAsiaTheme="majorEastAsia" w:cstheme="majorBidi"/>
       <w:i/>
       <w:iCs/>
-      <w:color w:themeColor="text1" w:themeTint="D8" w:val="272727"/>
+      <w:color w:val="272727" w:themeColor="text1" w:themeTint="D8"/>
     </w:rPr>
   </w:style>
-  <w:style w:customStyle="1" w:styleId="Heading9Char" w:type="character">
+  <w:style w:type="character" w:customStyle="1" w:styleId="Heading9Char">
     <w:name w:val="Heading 9 Char"/>
     <w:basedOn w:val="DefaultParagraphFont"/>
     <w:link w:val="Heading9"/>
@@ -11086,11 +11721,11 @@
     <w:semiHidden/>
     <w:rsid w:val="00A10FD9"/>
     <w:rPr>
-      <w:rFonts w:cstheme="majorBidi" w:eastAsiaTheme="majorEastAsia"/>
-      <w:color w:themeColor="text1" w:themeTint="D8" w:val="272727"/>
+      <w:rFonts w:eastAsiaTheme="majorEastAsia" w:cstheme="majorBidi"/>
+      <w:color w:val="272727" w:themeColor="text1" w:themeTint="D8"/>
     </w:rPr>
   </w:style>
-  <w:style w:styleId="BlockText" w:type="paragraph">
+  <w:style w:type="paragraph" w:styleId="BlockText">
     <w:name w:val="Block Text"/>
     <w:basedOn w:val="BodyText"/>
     <w:next w:val="BodyText"/>
@@ -11098,11 +11733,11 @@
     <w:unhideWhenUsed/>
     <w:qFormat/>
     <w:pPr>
-      <w:spacing w:after="100" w:before="100"/>
+      <w:spacing w:before="100" w:after="100"/>
       <w:ind w:firstLine="0" w:left="480" w:right="480"/>
     </w:pPr>
   </w:style>
-  <w:style w:styleId="FootnoteText" w:type="paragraph">
+  <w:style w:type="paragraph" w:styleId="FootnoteText">
     <w:name w:val="Footnote Text"/>
     <w:basedOn w:val="Normal"/>
     <w:next w:val="FootnoteText"/>
@@ -11110,7 +11745,7 @@
     <w:unhideWhenUsed/>
     <w:qFormat/>
   </w:style>
-  <w:style w:styleId="FootnoteBlockText" w:type="paragraph">
+  <w:style w:type="paragraph" w:styleId="FootnoteBlockText">
     <w:name w:val="Footnote Block Text"/>
     <w:basedOn w:val="FootnoteText"/>
     <w:next w:val="FootnoteText"/>
@@ -11118,38 +11753,29 @@
     <w:unhideWhenUsed/>
     <w:qFormat/>
     <w:pPr>
-      <w:spacing w:after="100" w:before="100"/>
+      <w:spacing w:before="100" w:after="100"/>
       <w:ind w:firstLine="0" w:left="480" w:right="480"/>
     </w:pPr>
   </w:style>
-  <w:style w:default="1" w:styleId="DefaultParagraphFont" w:type="character">
+  <w:style w:type="character" w:default="1" w:styleId="DefaultParagraphFont">
     <w:name w:val="Default Paragraph Font"/>
     <w:semiHidden/>
     <w:unhideWhenUsed/>
   </w:style>
-  <w:style w:default="1" w:styleId="Table" w:type="table">
+  <w:style w:type="table" w:default="1" w:styleId="Table">
     <w:name w:val="Table"/>
     <w:basedOn w:val="TableNormal"/>
-    <w:semiHidden/>
-    <w:unhideWhenUsed/>
     <w:qFormat/>
     <w:tblPr>
-      <w:tblInd w:type="dxa" w:w="0"/>
+      <w:tblInd w:w="0" w:type="dxa"/>
       <w:tblCellMar>
-        <w:top w:type="dxa" w:w="0"/>
-        <w:left w:type="dxa" w:w="108"/>
-        <w:bottom w:type="dxa" w:w="0"/>
-        <w:right w:type="dxa" w:w="108"/>
+        <w:top w:w="0" w:type="dxa"/>
+        <w:left w:w="108" w:type="dxa"/>
+        <w:bottom w:w="0" w:type="dxa"/>
+        <w:right w:w="108" w:type="dxa"/>
       </w:tblCellMar>
     </w:tblPr>
     <w:tblStylePr w:type="firstRow">
-      <w:tblPr>
-        <w:jc w:val="left"/>
-        <w:tblInd w:type="dxa" w:w="0"/>
-      </w:tblPr>
-      <w:trPr>
-        <w:jc w:val="left"/>
-      </w:trPr>
       <w:tcPr>
         <w:tcBorders>
           <w:bottom w:val="single"/>
@@ -11158,7 +11784,7 @@
       </w:tcPr>
     </w:tblStylePr>
   </w:style>
-  <w:style w:customStyle="1" w:styleId="DefinitionTerm" w:type="paragraph">
+  <w:style w:type="paragraph" w:customStyle="1" w:styleId="DefinitionTerm">
     <w:name w:val="Definition Term"/>
     <w:basedOn w:val="Normal"/>
     <w:next w:val="Definition"/>
@@ -11171,49 +11797,49 @@
       <w:b/>
     </w:rPr>
   </w:style>
-  <w:style w:customStyle="1" w:styleId="Definition" w:type="paragraph">
+  <w:style w:type="paragraph" w:customStyle="1" w:styleId="Definition">
     <w:name w:val="Definition"/>
     <w:basedOn w:val="Normal"/>
   </w:style>
-  <w:style w:styleId="Caption" w:type="paragraph">
+  <w:style w:type="paragraph" w:styleId="Caption">
     <w:name w:val="Caption"/>
     <w:basedOn w:val="Normal"/>
     <w:link w:val="BodyTextChar"/>
     <w:pPr>
-      <w:spacing w:after="120" w:before="0"/>
+      <w:spacing w:before="0" w:after="120"/>
     </w:pPr>
     <w:rPr>
       <w:i/>
     </w:rPr>
   </w:style>
-  <w:style w:customStyle="1" w:styleId="TableCaption" w:type="paragraph">
+  <w:style w:type="paragraph" w:customStyle="1" w:styleId="TableCaption">
     <w:name w:val="Table Caption"/>
     <w:basedOn w:val="Caption"/>
     <w:pPr>
       <w:keepNext/>
     </w:pPr>
   </w:style>
-  <w:style w:customStyle="1" w:styleId="ImageCaption" w:type="paragraph">
+  <w:style w:type="paragraph" w:customStyle="1" w:styleId="ImageCaption">
     <w:name w:val="Image Caption"/>
     <w:basedOn w:val="Caption"/>
   </w:style>
-  <w:style w:customStyle="1" w:styleId="Figure" w:type="paragraph">
+  <w:style w:type="paragraph" w:customStyle="1" w:styleId="Figure">
     <w:name w:val="Figure"/>
     <w:basedOn w:val="Normal"/>
   </w:style>
-  <w:style w:customStyle="1" w:styleId="CaptionedFigure" w:type="paragraph">
+  <w:style w:type="paragraph" w:customStyle="1" w:styleId="CaptionedFigure">
     <w:name w:val="Captioned Figure"/>
     <w:basedOn w:val="Figure"/>
     <w:pPr>
       <w:keepNext/>
     </w:pPr>
   </w:style>
-  <w:style w:customStyle="1" w:styleId="BodyTextChar" w:type="character">
+  <w:style w:type="character" w:customStyle="1" w:styleId="BodyTextChar">
     <w:name w:val="Body Text Char"/>
     <w:basedOn w:val="DefaultParagraphFont"/>
     <w:link w:val="BodyText"/>
   </w:style>
-  <w:style w:customStyle="1" w:styleId="VerbatimChar" w:type="character">
+  <w:style w:type="character" w:customStyle="1" w:styleId="VerbatimChar">
     <w:name w:val="Verbatim Char"/>
     <w:basedOn w:val="BodyTextChar"/>
     <w:rPr>
@@ -11221,25 +11847,25 @@
       <w:sz w:val="22"/>
     </w:rPr>
   </w:style>
-  <w:style w:customStyle="1" w:styleId="SectionNumber" w:type="character">
+  <w:style w:type="character" w:customStyle="1" w:styleId="SectionNumber">
     <w:name w:val="Section Number"/>
     <w:basedOn w:val="BodyTextChar"/>
   </w:style>
-  <w:style w:styleId="FootnoteReference" w:type="character">
+  <w:style w:type="character" w:styleId="FootnoteReference">
     <w:name w:val="Footnote Reference"/>
     <w:basedOn w:val="BodyTextChar"/>
     <w:rPr>
       <w:vertAlign w:val="superscript"/>
     </w:rPr>
   </w:style>
-  <w:style w:styleId="Hyperlink" w:type="character">
+  <w:style w:type="character" w:styleId="Hyperlink">
     <w:name w:val="Hyperlink"/>
     <w:basedOn w:val="BodyTextChar"/>
     <w:rPr>
-      <w:color w:themeColor="accent1" w:val="4F81BD"/>
+      <w:color w:val="4F81BD" w:themeColor="accent1"/>
     </w:rPr>
   </w:style>
-  <w:style w:styleId="TOCHeading" w:type="paragraph">
+  <w:style w:type="paragraph" w:styleId="TOCHeading">
     <w:name w:val="TOC Heading"/>
     <w:basedOn w:val="Heading1"/>
     <w:next w:val="BodyText"/>
@@ -11251,10 +11877,10 @@
       <w:outlineLvl w:val="9"/>
     </w:pPr>
     <w:rPr>
-      <w:rFonts w:asciiTheme="majorHAnsi" w:cstheme="majorBidi" w:eastAsiaTheme="majorEastAsia" w:hAnsiTheme="majorHAnsi"/>
+      <w:rFonts w:asciiTheme="majorHAnsi" w:eastAsiaTheme="majorEastAsia" w:hAnsiTheme="majorHAnsi" w:cstheme="majorBidi"/>
       <w:b w:val="0"/>
       <w:bCs w:val="0"/>
-      <w:color w:themeColor="accent1" w:themeShade="BF" w:val="365F91"/>
+      <w:color w:val="365F91" w:themeColor="accent1" w:themeShade="BF"/>
     </w:rPr>
   </w:style>
   <w:style w:type="paragraph" w:customStyle="1" w:styleId="SourceCode">
